--- a/Hausarbeit_Hendrik_Stolzke_821534.docx
+++ b/Hausarbeit_Hendrik_Stolzke_821534.docx
@@ -476,7 +476,7 @@
             </w:rPr>
             <w:fldChar w:fldCharType="separate"/>
           </w:r>
-          <w:hyperlink w:anchor="_Toc232947147" w:history="1">
+          <w:hyperlink w:anchor="_Toc233019733" w:history="1">
             <w:r>
               <w:rPr>
                 <w:rStyle w:val="Hyperlink"/>
@@ -524,7 +524,7 @@
                 <w:noProof/>
                 <w:webHidden/>
               </w:rPr>
-              <w:instrText xml:space="preserve"> PAGEREF _Toc232947147 \h </w:instrText>
+              <w:instrText xml:space="preserve"> PAGEREF _Toc233019733 \h </w:instrText>
             </w:r>
             <w:r>
               <w:rPr>
@@ -568,7 +568,7 @@
               <w:lang w:eastAsia="de-DE"/>
             </w:rPr>
           </w:pPr>
-          <w:hyperlink w:anchor="_Toc232947148" w:history="1">
+          <w:hyperlink w:anchor="_Toc233019734" w:history="1">
             <w:r>
               <w:rPr>
                 <w:rStyle w:val="Hyperlink"/>
@@ -616,7 +616,7 @@
                 <w:noProof/>
                 <w:webHidden/>
               </w:rPr>
-              <w:instrText xml:space="preserve"> PAGEREF _Toc232947148 \h </w:instrText>
+              <w:instrText xml:space="preserve"> PAGEREF _Toc233019734 \h </w:instrText>
             </w:r>
             <w:r>
               <w:rPr>
@@ -660,7 +660,7 @@
               <w:lang w:eastAsia="de-DE"/>
             </w:rPr>
           </w:pPr>
-          <w:hyperlink w:anchor="_Toc232947149" w:history="1">
+          <w:hyperlink w:anchor="_Toc233019735" w:history="1">
             <w:r>
               <w:rPr>
                 <w:rStyle w:val="Hyperlink"/>
@@ -708,7 +708,7 @@
                 <w:noProof/>
                 <w:webHidden/>
               </w:rPr>
-              <w:instrText xml:space="preserve"> PAGEREF _Toc232947149 \h </w:instrText>
+              <w:instrText xml:space="preserve"> PAGEREF _Toc233019735 \h </w:instrText>
             </w:r>
             <w:r>
               <w:rPr>
@@ -752,7 +752,7 @@
               <w:lang w:eastAsia="de-DE"/>
             </w:rPr>
           </w:pPr>
-          <w:hyperlink w:anchor="_Toc232947150" w:history="1">
+          <w:hyperlink w:anchor="_Toc233019736" w:history="1">
             <w:r>
               <w:rPr>
                 <w:rStyle w:val="Hyperlink"/>
@@ -800,7 +800,7 @@
                 <w:noProof/>
                 <w:webHidden/>
               </w:rPr>
-              <w:instrText xml:space="preserve"> PAGEREF _Toc232947150 \h </w:instrText>
+              <w:instrText xml:space="preserve"> PAGEREF _Toc233019736 \h </w:instrText>
             </w:r>
             <w:r>
               <w:rPr>
@@ -844,7 +844,7 @@
               <w:lang w:eastAsia="de-DE"/>
             </w:rPr>
           </w:pPr>
-          <w:hyperlink w:anchor="_Toc232947151" w:history="1">
+          <w:hyperlink w:anchor="_Toc233019737" w:history="1">
             <w:r>
               <w:rPr>
                 <w:rStyle w:val="Hyperlink"/>
@@ -892,7 +892,7 @@
                 <w:noProof/>
                 <w:webHidden/>
               </w:rPr>
-              <w:instrText xml:space="preserve"> PAGEREF _Toc232947151 \h </w:instrText>
+              <w:instrText xml:space="preserve"> PAGEREF _Toc233019737 \h </w:instrText>
             </w:r>
             <w:r>
               <w:rPr>
@@ -936,7 +936,7 @@
               <w:lang w:eastAsia="de-DE"/>
             </w:rPr>
           </w:pPr>
-          <w:hyperlink w:anchor="_Toc232947152" w:history="1">
+          <w:hyperlink w:anchor="_Toc233019738" w:history="1">
             <w:r>
               <w:rPr>
                 <w:rStyle w:val="Hyperlink"/>
@@ -984,7 +984,7 @@
                 <w:noProof/>
                 <w:webHidden/>
               </w:rPr>
-              <w:instrText xml:space="preserve"> PAGEREF _Toc232947152 \h </w:instrText>
+              <w:instrText xml:space="preserve"> PAGEREF _Toc233019738 \h </w:instrText>
             </w:r>
             <w:r>
               <w:rPr>
@@ -1028,7 +1028,7 @@
               <w:lang w:eastAsia="de-DE"/>
             </w:rPr>
           </w:pPr>
-          <w:hyperlink w:anchor="_Toc232947153" w:history="1">
+          <w:hyperlink w:anchor="_Toc233019739" w:history="1">
             <w:r>
               <w:rPr>
                 <w:rStyle w:val="Hyperlink"/>
@@ -1076,7 +1076,7 @@
                 <w:noProof/>
                 <w:webHidden/>
               </w:rPr>
-              <w:instrText xml:space="preserve"> PAGEREF _Toc232947153 \h </w:instrText>
+              <w:instrText xml:space="preserve"> PAGEREF _Toc233019739 \h </w:instrText>
             </w:r>
             <w:r>
               <w:rPr>
@@ -1120,7 +1120,7 @@
               <w:lang w:eastAsia="de-DE"/>
             </w:rPr>
           </w:pPr>
-          <w:hyperlink w:anchor="_Toc232947154" w:history="1">
+          <w:hyperlink w:anchor="_Toc233019740" w:history="1">
             <w:r>
               <w:rPr>
                 <w:rStyle w:val="Hyperlink"/>
@@ -1168,7 +1168,7 @@
                 <w:noProof/>
                 <w:webHidden/>
               </w:rPr>
-              <w:instrText xml:space="preserve"> PAGEREF _Toc232947154 \h </w:instrText>
+              <w:instrText xml:space="preserve"> PAGEREF _Toc233019740 \h </w:instrText>
             </w:r>
             <w:r>
               <w:rPr>
@@ -1212,7 +1212,7 @@
               <w:lang w:eastAsia="de-DE"/>
             </w:rPr>
           </w:pPr>
-          <w:hyperlink w:anchor="_Toc232947155" w:history="1">
+          <w:hyperlink w:anchor="_Toc233019741" w:history="1">
             <w:r>
               <w:rPr>
                 <w:rStyle w:val="Hyperlink"/>
@@ -1260,7 +1260,7 @@
                 <w:noProof/>
                 <w:webHidden/>
               </w:rPr>
-              <w:instrText xml:space="preserve"> PAGEREF _Toc232947155 \h </w:instrText>
+              <w:instrText xml:space="preserve"> PAGEREF _Toc233019741 \h </w:instrText>
             </w:r>
             <w:r>
               <w:rPr>
@@ -1304,7 +1304,7 @@
               <w:lang w:eastAsia="de-DE"/>
             </w:rPr>
           </w:pPr>
-          <w:hyperlink w:anchor="_Toc232947156" w:history="1">
+          <w:hyperlink w:anchor="_Toc233019742" w:history="1">
             <w:r>
               <w:rPr>
                 <w:rStyle w:val="Hyperlink"/>
@@ -1352,7 +1352,7 @@
                 <w:noProof/>
                 <w:webHidden/>
               </w:rPr>
-              <w:instrText xml:space="preserve"> PAGEREF _Toc232947156 \h </w:instrText>
+              <w:instrText xml:space="preserve"> PAGEREF _Toc233019742 \h </w:instrText>
             </w:r>
             <w:r>
               <w:rPr>
@@ -1396,7 +1396,7 @@
               <w:lang w:eastAsia="de-DE"/>
             </w:rPr>
           </w:pPr>
-          <w:hyperlink w:anchor="_Toc232947157" w:history="1">
+          <w:hyperlink w:anchor="_Toc233019743" w:history="1">
             <w:r>
               <w:rPr>
                 <w:rStyle w:val="Hyperlink"/>
@@ -1444,7 +1444,7 @@
                 <w:noProof/>
                 <w:webHidden/>
               </w:rPr>
-              <w:instrText xml:space="preserve"> PAGEREF _Toc232947157 \h </w:instrText>
+              <w:instrText xml:space="preserve"> PAGEREF _Toc233019743 \h </w:instrText>
             </w:r>
             <w:r>
               <w:rPr>
@@ -1488,7 +1488,7 @@
               <w:lang w:eastAsia="de-DE"/>
             </w:rPr>
           </w:pPr>
-          <w:hyperlink w:anchor="_Toc232947158" w:history="1">
+          <w:hyperlink w:anchor="_Toc233019744" w:history="1">
             <w:r>
               <w:rPr>
                 <w:rStyle w:val="Hyperlink"/>
@@ -1536,7 +1536,7 @@
                 <w:noProof/>
                 <w:webHidden/>
               </w:rPr>
-              <w:instrText xml:space="preserve"> PAGEREF _Toc232947158 \h </w:instrText>
+              <w:instrText xml:space="preserve"> PAGEREF _Toc233019744 \h </w:instrText>
             </w:r>
             <w:r>
               <w:rPr>
@@ -1580,7 +1580,7 @@
               <w:lang w:eastAsia="de-DE"/>
             </w:rPr>
           </w:pPr>
-          <w:hyperlink w:anchor="_Toc232947159" w:history="1">
+          <w:hyperlink w:anchor="_Toc233019745" w:history="1">
             <w:r>
               <w:rPr>
                 <w:rStyle w:val="Hyperlink"/>
@@ -1628,7 +1628,7 @@
                 <w:noProof/>
                 <w:webHidden/>
               </w:rPr>
-              <w:instrText xml:space="preserve"> PAGEREF _Toc232947159 \h </w:instrText>
+              <w:instrText xml:space="preserve"> PAGEREF _Toc233019745 \h </w:instrText>
             </w:r>
             <w:r>
               <w:rPr>
@@ -1672,7 +1672,7 @@
               <w:lang w:eastAsia="de-DE"/>
             </w:rPr>
           </w:pPr>
-          <w:hyperlink w:anchor="_Toc232947160" w:history="1">
+          <w:hyperlink w:anchor="_Toc233019746" w:history="1">
             <w:r>
               <w:rPr>
                 <w:rStyle w:val="Hyperlink"/>
@@ -1720,7 +1720,7 @@
                 <w:noProof/>
                 <w:webHidden/>
               </w:rPr>
-              <w:instrText xml:space="preserve"> PAGEREF _Toc232947160 \h </w:instrText>
+              <w:instrText xml:space="preserve"> PAGEREF _Toc233019746 \h </w:instrText>
             </w:r>
             <w:r>
               <w:rPr>
@@ -1764,7 +1764,7 @@
               <w:lang w:eastAsia="de-DE"/>
             </w:rPr>
           </w:pPr>
-          <w:hyperlink w:anchor="_Toc232947161" w:history="1">
+          <w:hyperlink w:anchor="_Toc233019747" w:history="1">
             <w:r>
               <w:rPr>
                 <w:rStyle w:val="Hyperlink"/>
@@ -1812,7 +1812,7 @@
                 <w:noProof/>
                 <w:webHidden/>
               </w:rPr>
-              <w:instrText xml:space="preserve"> PAGEREF _Toc232947161 \h </w:instrText>
+              <w:instrText xml:space="preserve"> PAGEREF _Toc233019747 \h </w:instrText>
             </w:r>
             <w:r>
               <w:rPr>
@@ -1856,7 +1856,7 @@
               <w:lang w:eastAsia="de-DE"/>
             </w:rPr>
           </w:pPr>
-          <w:hyperlink w:anchor="_Toc232947162" w:history="1">
+          <w:hyperlink w:anchor="_Toc233019748" w:history="1">
             <w:r>
               <w:rPr>
                 <w:rStyle w:val="Hyperlink"/>
@@ -1904,7 +1904,7 @@
                 <w:noProof/>
                 <w:webHidden/>
               </w:rPr>
-              <w:instrText xml:space="preserve"> PAGEREF _Toc232947162 \h </w:instrText>
+              <w:instrText xml:space="preserve"> PAGEREF _Toc233019748 \h </w:instrText>
             </w:r>
             <w:r>
               <w:rPr>
@@ -1948,7 +1948,7 @@
               <w:lang w:eastAsia="de-DE"/>
             </w:rPr>
           </w:pPr>
-          <w:hyperlink w:anchor="_Toc232947163" w:history="1">
+          <w:hyperlink w:anchor="_Toc233019749" w:history="1">
             <w:r>
               <w:rPr>
                 <w:rStyle w:val="Hyperlink"/>
@@ -1996,7 +1996,7 @@
                 <w:noProof/>
                 <w:webHidden/>
               </w:rPr>
-              <w:instrText xml:space="preserve"> PAGEREF _Toc232947163 \h </w:instrText>
+              <w:instrText xml:space="preserve"> PAGEREF _Toc233019749 \h </w:instrText>
             </w:r>
             <w:r>
               <w:rPr>
@@ -2040,7 +2040,7 @@
               <w:lang w:eastAsia="de-DE"/>
             </w:rPr>
           </w:pPr>
-          <w:hyperlink w:anchor="_Toc232947164" w:history="1">
+          <w:hyperlink w:anchor="_Toc233019750" w:history="1">
             <w:r>
               <w:rPr>
                 <w:rStyle w:val="Hyperlink"/>
@@ -2088,7 +2088,7 @@
                 <w:noProof/>
                 <w:webHidden/>
               </w:rPr>
-              <w:instrText xml:space="preserve"> PAGEREF _Toc232947164 \h </w:instrText>
+              <w:instrText xml:space="preserve"> PAGEREF _Toc233019750 \h </w:instrText>
             </w:r>
             <w:r>
               <w:rPr>
@@ -2108,7 +2108,7 @@
                 <w:noProof/>
                 <w:webHidden/>
               </w:rPr>
-              <w:t>10</w:t>
+              <w:t>11</w:t>
             </w:r>
             <w:r>
               <w:rPr>
@@ -2132,7 +2132,7 @@
               <w:lang w:eastAsia="de-DE"/>
             </w:rPr>
           </w:pPr>
-          <w:hyperlink w:anchor="_Toc232947165" w:history="1">
+          <w:hyperlink w:anchor="_Toc233019751" w:history="1">
             <w:r>
               <w:rPr>
                 <w:rStyle w:val="Hyperlink"/>
@@ -2180,7 +2180,7 @@
                 <w:noProof/>
                 <w:webHidden/>
               </w:rPr>
-              <w:instrText xml:space="preserve"> PAGEREF _Toc232947165 \h </w:instrText>
+              <w:instrText xml:space="preserve"> PAGEREF _Toc233019751 \h </w:instrText>
             </w:r>
             <w:r>
               <w:rPr>
@@ -2224,7 +2224,7 @@
               <w:lang w:eastAsia="de-DE"/>
             </w:rPr>
           </w:pPr>
-          <w:hyperlink w:anchor="_Toc232947166" w:history="1">
+          <w:hyperlink w:anchor="_Toc233019752" w:history="1">
             <w:r>
               <w:rPr>
                 <w:rStyle w:val="Hyperlink"/>
@@ -2272,7 +2272,7 @@
                 <w:noProof/>
                 <w:webHidden/>
               </w:rPr>
-              <w:instrText xml:space="preserve"> PAGEREF _Toc232947166 \h </w:instrText>
+              <w:instrText xml:space="preserve"> PAGEREF _Toc233019752 \h </w:instrText>
             </w:r>
             <w:r>
               <w:rPr>
@@ -2316,7 +2316,7 @@
               <w:lang w:eastAsia="de-DE"/>
             </w:rPr>
           </w:pPr>
-          <w:hyperlink w:anchor="_Toc232947167" w:history="1">
+          <w:hyperlink w:anchor="_Toc233019753" w:history="1">
             <w:r>
               <w:rPr>
                 <w:rStyle w:val="Hyperlink"/>
@@ -2364,7 +2364,7 @@
                 <w:noProof/>
                 <w:webHidden/>
               </w:rPr>
-              <w:instrText xml:space="preserve"> PAGEREF _Toc232947167 \h </w:instrText>
+              <w:instrText xml:space="preserve"> PAGEREF _Toc233019753 \h </w:instrText>
             </w:r>
             <w:r>
               <w:rPr>
@@ -2384,7 +2384,7 @@
                 <w:noProof/>
                 <w:webHidden/>
               </w:rPr>
-              <w:t>11</w:t>
+              <w:t>12</w:t>
             </w:r>
             <w:r>
               <w:rPr>
@@ -2408,7 +2408,7 @@
               <w:lang w:eastAsia="de-DE"/>
             </w:rPr>
           </w:pPr>
-          <w:hyperlink w:anchor="_Toc232947168" w:history="1">
+          <w:hyperlink w:anchor="_Toc233019754" w:history="1">
             <w:r>
               <w:rPr>
                 <w:rStyle w:val="Hyperlink"/>
@@ -2456,7 +2456,7 @@
                 <w:noProof/>
                 <w:webHidden/>
               </w:rPr>
-              <w:instrText xml:space="preserve"> PAGEREF _Toc232947168 \h </w:instrText>
+              <w:instrText xml:space="preserve"> PAGEREF _Toc233019754 \h </w:instrText>
             </w:r>
             <w:r>
               <w:rPr>
@@ -2476,7 +2476,7 @@
                 <w:noProof/>
                 <w:webHidden/>
               </w:rPr>
-              <w:t>11</w:t>
+              <w:t>12</w:t>
             </w:r>
             <w:r>
               <w:rPr>
@@ -2500,7 +2500,7 @@
               <w:lang w:eastAsia="de-DE"/>
             </w:rPr>
           </w:pPr>
-          <w:hyperlink w:anchor="_Toc232947169" w:history="1">
+          <w:hyperlink w:anchor="_Toc233019755" w:history="1">
             <w:r>
               <w:rPr>
                 <w:rStyle w:val="Hyperlink"/>
@@ -2548,7 +2548,7 @@
                 <w:noProof/>
                 <w:webHidden/>
               </w:rPr>
-              <w:instrText xml:space="preserve"> PAGEREF _Toc232947169 \h </w:instrText>
+              <w:instrText xml:space="preserve"> PAGEREF _Toc233019755 \h </w:instrText>
             </w:r>
             <w:r>
               <w:rPr>
@@ -2592,7 +2592,7 @@
               <w:lang w:eastAsia="de-DE"/>
             </w:rPr>
           </w:pPr>
-          <w:hyperlink w:anchor="_Toc232947170" w:history="1">
+          <w:hyperlink w:anchor="_Toc233019756" w:history="1">
             <w:r>
               <w:rPr>
                 <w:rStyle w:val="Hyperlink"/>
@@ -2640,7 +2640,7 @@
                 <w:noProof/>
                 <w:webHidden/>
               </w:rPr>
-              <w:instrText xml:space="preserve"> PAGEREF _Toc232947170 \h </w:instrText>
+              <w:instrText xml:space="preserve"> PAGEREF _Toc233019756 \h </w:instrText>
             </w:r>
             <w:r>
               <w:rPr>
@@ -2684,7 +2684,7 @@
               <w:lang w:eastAsia="de-DE"/>
             </w:rPr>
           </w:pPr>
-          <w:hyperlink w:anchor="_Toc232947171" w:history="1">
+          <w:hyperlink w:anchor="_Toc233019757" w:history="1">
             <w:r>
               <w:rPr>
                 <w:rStyle w:val="Hyperlink"/>
@@ -2732,7 +2732,7 @@
                 <w:noProof/>
                 <w:webHidden/>
               </w:rPr>
-              <w:instrText xml:space="preserve"> PAGEREF _Toc232947171 \h </w:instrText>
+              <w:instrText xml:space="preserve"> PAGEREF _Toc233019757 \h </w:instrText>
             </w:r>
             <w:r>
               <w:rPr>
@@ -2752,7 +2752,99 @@
                 <w:noProof/>
                 <w:webHidden/>
               </w:rPr>
-              <w:t>13</w:t>
+              <w:t>14</w:t>
+            </w:r>
+            <w:r>
+              <w:rPr>
+                <w:noProof/>
+                <w:webHidden/>
+              </w:rPr>
+              <w:fldChar w:fldCharType="end"/>
+            </w:r>
+          </w:hyperlink>
+        </w:p>
+        <w:p>
+          <w:pPr>
+            <w:pStyle w:val="Verzeichnis1"/>
+            <w:tabs>
+              <w:tab w:val="left" w:pos="660"/>
+              <w:tab w:val="right" w:leader="dot" w:pos="9062"/>
+            </w:tabs>
+            <w:rPr>
+              <w:rFonts w:eastAsiaTheme="minorEastAsia"/>
+              <w:noProof/>
+              <w:lang w:eastAsia="de-DE"/>
+            </w:rPr>
+          </w:pPr>
+          <w:hyperlink w:anchor="_Toc233019758" w:history="1">
+            <w:r>
+              <w:rPr>
+                <w:rStyle w:val="Hyperlink"/>
+                <w:rFonts w:ascii="Arial" w:hAnsi="Arial" w:cs="Arial"/>
+                <w:b/>
+                <w:bCs/>
+                <w:noProof/>
+              </w:rPr>
+              <w:t>7.3</w:t>
+            </w:r>
+            <w:r>
+              <w:rPr>
+                <w:rFonts w:eastAsiaTheme="minorEastAsia"/>
+                <w:noProof/>
+                <w:lang w:eastAsia="de-DE"/>
+              </w:rPr>
+              <w:tab/>
+            </w:r>
+            <w:r>
+              <w:rPr>
+                <w:rStyle w:val="Hyperlink"/>
+                <w:rFonts w:ascii="Arial" w:hAnsi="Arial" w:cs="Arial"/>
+                <w:b/>
+                <w:bCs/>
+                <w:noProof/>
+              </w:rPr>
+              <w:t>Kritische Reflektion</w:t>
+            </w:r>
+            <w:r>
+              <w:rPr>
+                <w:noProof/>
+                <w:webHidden/>
+              </w:rPr>
+              <w:tab/>
+            </w:r>
+            <w:r>
+              <w:rPr>
+                <w:noProof/>
+                <w:webHidden/>
+              </w:rPr>
+              <w:fldChar w:fldCharType="begin"/>
+            </w:r>
+            <w:r>
+              <w:rPr>
+                <w:noProof/>
+                <w:webHidden/>
+              </w:rPr>
+              <w:instrText xml:space="preserve"> PAGEREF _Toc233019758 \h </w:instrText>
+            </w:r>
+            <w:r>
+              <w:rPr>
+                <w:noProof/>
+                <w:webHidden/>
+              </w:rPr>
+            </w:r>
+            <w:r>
+              <w:rPr>
+                <w:noProof/>
+                <w:webHidden/>
+              </w:rPr>
+              <w:fldChar w:fldCharType="separate"/>
+            </w:r>
+            <w:r>
+              <w:rPr>
+                <w:noProof/>
+                <w:webHidden/>
+              </w:rPr>
+              <w:t>14</w:t>
             </w:r>
             <w:r>
               <w:rPr>
@@ -2776,7 +2868,7 @@
               <w:lang w:eastAsia="de-DE"/>
             </w:rPr>
           </w:pPr>
-          <w:hyperlink w:anchor="_Toc232947172" w:history="1">
+          <w:hyperlink w:anchor="_Toc233019759" w:history="1">
             <w:r>
               <w:rPr>
                 <w:rStyle w:val="Hyperlink"/>
@@ -2824,7 +2916,7 @@
                 <w:noProof/>
                 <w:webHidden/>
               </w:rPr>
-              <w:instrText xml:space="preserve"> PAGEREF _Toc232947172 \h </w:instrText>
+              <w:instrText xml:space="preserve"> PAGEREF _Toc233019759 \h </w:instrText>
             </w:r>
             <w:r>
               <w:rPr>
@@ -2868,7 +2960,7 @@
               <w:lang w:eastAsia="de-DE"/>
             </w:rPr>
           </w:pPr>
-          <w:hyperlink w:anchor="_Toc232947173" w:history="1">
+          <w:hyperlink w:anchor="_Toc233019760" w:history="1">
             <w:r>
               <w:rPr>
                 <w:rStyle w:val="Hyperlink"/>
@@ -2916,7 +3008,7 @@
                 <w:noProof/>
                 <w:webHidden/>
               </w:rPr>
-              <w:instrText xml:space="preserve"> PAGEREF _Toc232947173 \h </w:instrText>
+              <w:instrText xml:space="preserve"> PAGEREF _Toc233019760 \h </w:instrText>
             </w:r>
             <w:r>
               <w:rPr>
@@ -2960,7 +3052,7 @@
               <w:lang w:eastAsia="de-DE"/>
             </w:rPr>
           </w:pPr>
-          <w:hyperlink w:anchor="_Toc232947174" w:history="1">
+          <w:hyperlink w:anchor="_Toc233019761" w:history="1">
             <w:r>
               <w:rPr>
                 <w:rStyle w:val="Hyperlink"/>
@@ -2969,7 +3061,7 @@
                 <w:bCs/>
                 <w:noProof/>
               </w:rPr>
-              <w:t>8.3</w:t>
+              <w:t>8.2</w:t>
             </w:r>
             <w:r>
               <w:rPr>
@@ -2987,7 +3079,7 @@
                 <w:bCs/>
                 <w:noProof/>
               </w:rPr>
-              <w:t>Personalisierte Benachrichtigungen</w:t>
+              <w:t>Betrugserkennung</w:t>
             </w:r>
             <w:r>
               <w:rPr>
@@ -3008,7 +3100,99 @@
                 <w:noProof/>
                 <w:webHidden/>
               </w:rPr>
-              <w:instrText xml:space="preserve"> PAGEREF _Toc232947174 \h </w:instrText>
+              <w:instrText xml:space="preserve"> PAGEREF _Toc233019761 \h </w:instrText>
+            </w:r>
+            <w:r>
+              <w:rPr>
+                <w:noProof/>
+                <w:webHidden/>
+              </w:rPr>
+            </w:r>
+            <w:r>
+              <w:rPr>
+                <w:noProof/>
+                <w:webHidden/>
+              </w:rPr>
+              <w:fldChar w:fldCharType="separate"/>
+            </w:r>
+            <w:r>
+              <w:rPr>
+                <w:noProof/>
+                <w:webHidden/>
+              </w:rPr>
+              <w:t>15</w:t>
+            </w:r>
+            <w:r>
+              <w:rPr>
+                <w:noProof/>
+                <w:webHidden/>
+              </w:rPr>
+              <w:fldChar w:fldCharType="end"/>
+            </w:r>
+          </w:hyperlink>
+        </w:p>
+        <w:p>
+          <w:pPr>
+            <w:pStyle w:val="Verzeichnis1"/>
+            <w:tabs>
+              <w:tab w:val="left" w:pos="660"/>
+              <w:tab w:val="right" w:leader="dot" w:pos="9062"/>
+            </w:tabs>
+            <w:rPr>
+              <w:rFonts w:eastAsiaTheme="minorEastAsia"/>
+              <w:noProof/>
+              <w:lang w:eastAsia="de-DE"/>
+            </w:rPr>
+          </w:pPr>
+          <w:hyperlink w:anchor="_Toc233019762" w:history="1">
+            <w:r>
+              <w:rPr>
+                <w:rStyle w:val="Hyperlink"/>
+                <w:rFonts w:ascii="Arial" w:hAnsi="Arial" w:cs="Arial"/>
+                <w:b/>
+                <w:bCs/>
+                <w:noProof/>
+              </w:rPr>
+              <w:t>8.3</w:t>
+            </w:r>
+            <w:r>
+              <w:rPr>
+                <w:rFonts w:eastAsiaTheme="minorEastAsia"/>
+                <w:noProof/>
+                <w:lang w:eastAsia="de-DE"/>
+              </w:rPr>
+              <w:tab/>
+            </w:r>
+            <w:r>
+              <w:rPr>
+                <w:rStyle w:val="Hyperlink"/>
+                <w:rFonts w:ascii="Arial" w:hAnsi="Arial" w:cs="Arial"/>
+                <w:b/>
+                <w:bCs/>
+                <w:noProof/>
+              </w:rPr>
+              <w:t>Marktanalyse und Personalisierte Benachrichtigungen</w:t>
+            </w:r>
+            <w:r>
+              <w:rPr>
+                <w:noProof/>
+                <w:webHidden/>
+              </w:rPr>
+              <w:tab/>
+            </w:r>
+            <w:r>
+              <w:rPr>
+                <w:noProof/>
+                <w:webHidden/>
+              </w:rPr>
+              <w:fldChar w:fldCharType="begin"/>
+            </w:r>
+            <w:r>
+              <w:rPr>
+                <w:noProof/>
+                <w:webHidden/>
+              </w:rPr>
+              <w:instrText xml:space="preserve"> PAGEREF _Toc233019762 \h </w:instrText>
             </w:r>
             <w:r>
               <w:rPr>
@@ -3052,7 +3236,7 @@
               <w:lang w:eastAsia="de-DE"/>
             </w:rPr>
           </w:pPr>
-          <w:hyperlink w:anchor="_Toc232947175" w:history="1">
+          <w:hyperlink w:anchor="_Toc233019763" w:history="1">
             <w:r>
               <w:rPr>
                 <w:rStyle w:val="Hyperlink"/>
@@ -3100,7 +3284,7 @@
                 <w:noProof/>
                 <w:webHidden/>
               </w:rPr>
-              <w:instrText xml:space="preserve"> PAGEREF _Toc232947175 \h </w:instrText>
+              <w:instrText xml:space="preserve"> PAGEREF _Toc233019763 \h </w:instrText>
             </w:r>
             <w:r>
               <w:rPr>
@@ -3120,7 +3304,7 @@
                 <w:noProof/>
                 <w:webHidden/>
               </w:rPr>
-              <w:t>15</w:t>
+              <w:t>16</w:t>
             </w:r>
             <w:r>
               <w:rPr>
@@ -3144,7 +3328,7 @@
               <w:lang w:eastAsia="de-DE"/>
             </w:rPr>
           </w:pPr>
-          <w:hyperlink w:anchor="_Toc232947176" w:history="1">
+          <w:hyperlink w:anchor="_Toc233019764" w:history="1">
             <w:r>
               <w:rPr>
                 <w:rStyle w:val="Hyperlink"/>
@@ -3171,7 +3355,7 @@
                 <w:bCs/>
                 <w:noProof/>
               </w:rPr>
-              <w:t>Nutzerbindung und Plattformattraktivität</w:t>
+              <w:t>Effizienzgewinne und Kostensenkung</w:t>
             </w:r>
             <w:r>
               <w:rPr>
@@ -3192,7 +3376,7 @@
                 <w:noProof/>
                 <w:webHidden/>
               </w:rPr>
-              <w:instrText xml:space="preserve"> PAGEREF _Toc232947176 \h </w:instrText>
+              <w:instrText xml:space="preserve"> PAGEREF _Toc233019764 \h </w:instrText>
             </w:r>
             <w:r>
               <w:rPr>
@@ -3212,7 +3396,7 @@
                 <w:noProof/>
                 <w:webHidden/>
               </w:rPr>
-              <w:t>15</w:t>
+              <w:t>16</w:t>
             </w:r>
             <w:r>
               <w:rPr>
@@ -3236,7 +3420,7 @@
               <w:lang w:eastAsia="de-DE"/>
             </w:rPr>
           </w:pPr>
-          <w:hyperlink w:anchor="_Toc232947177" w:history="1">
+          <w:hyperlink w:anchor="_Toc233019765" w:history="1">
             <w:r>
               <w:rPr>
                 <w:rStyle w:val="Hyperlink"/>
@@ -3263,7 +3447,7 @@
                 <w:bCs/>
                 <w:noProof/>
               </w:rPr>
-              <w:t>Wettbewerbsdifferenzierung</w:t>
+              <w:t>Nutzerbindung und Plattformattraktivität</w:t>
             </w:r>
             <w:r>
               <w:rPr>
@@ -3284,7 +3468,7 @@
                 <w:noProof/>
                 <w:webHidden/>
               </w:rPr>
-              <w:instrText xml:space="preserve"> PAGEREF _Toc232947177 \h </w:instrText>
+              <w:instrText xml:space="preserve"> PAGEREF _Toc233019765 \h </w:instrText>
             </w:r>
             <w:r>
               <w:rPr>
@@ -3304,7 +3488,7 @@
                 <w:noProof/>
                 <w:webHidden/>
               </w:rPr>
-              <w:t>15</w:t>
+              <w:t>16</w:t>
             </w:r>
             <w:r>
               <w:rPr>
@@ -3328,7 +3512,7 @@
               <w:lang w:eastAsia="de-DE"/>
             </w:rPr>
           </w:pPr>
-          <w:hyperlink w:anchor="_Toc232947178" w:history="1">
+          <w:hyperlink w:anchor="_Toc233019766" w:history="1">
             <w:r>
               <w:rPr>
                 <w:rStyle w:val="Hyperlink"/>
@@ -3355,7 +3539,7 @@
                 <w:bCs/>
                 <w:noProof/>
               </w:rPr>
-              <w:t>Datenstrategie und Netzwerkeffekte</w:t>
+              <w:t>Wettbewerbsdifferenzierung</w:t>
             </w:r>
             <w:r>
               <w:rPr>
@@ -3376,7 +3560,7 @@
                 <w:noProof/>
                 <w:webHidden/>
               </w:rPr>
-              <w:instrText xml:space="preserve"> PAGEREF _Toc232947178 \h </w:instrText>
+              <w:instrText xml:space="preserve"> PAGEREF _Toc233019766 \h </w:instrText>
             </w:r>
             <w:r>
               <w:rPr>
@@ -3396,7 +3580,7 @@
                 <w:noProof/>
                 <w:webHidden/>
               </w:rPr>
-              <w:t>15</w:t>
+              <w:t>16</w:t>
             </w:r>
             <w:r>
               <w:rPr>
@@ -3420,7 +3604,7 @@
               <w:lang w:eastAsia="de-DE"/>
             </w:rPr>
           </w:pPr>
-          <w:hyperlink w:anchor="_Toc232947179" w:history="1">
+          <w:hyperlink w:anchor="_Toc233019767" w:history="1">
             <w:r>
               <w:rPr>
                 <w:rStyle w:val="Hyperlink"/>
@@ -3447,6 +3631,98 @@
                 <w:bCs/>
                 <w:noProof/>
               </w:rPr>
+              <w:t>Datenstrategie und Netzwerkeffekte</w:t>
+            </w:r>
+            <w:r>
+              <w:rPr>
+                <w:noProof/>
+                <w:webHidden/>
+              </w:rPr>
+              <w:tab/>
+            </w:r>
+            <w:r>
+              <w:rPr>
+                <w:noProof/>
+                <w:webHidden/>
+              </w:rPr>
+              <w:fldChar w:fldCharType="begin"/>
+            </w:r>
+            <w:r>
+              <w:rPr>
+                <w:noProof/>
+                <w:webHidden/>
+              </w:rPr>
+              <w:instrText xml:space="preserve"> PAGEREF _Toc233019767 \h </w:instrText>
+            </w:r>
+            <w:r>
+              <w:rPr>
+                <w:noProof/>
+                <w:webHidden/>
+              </w:rPr>
+            </w:r>
+            <w:r>
+              <w:rPr>
+                <w:noProof/>
+                <w:webHidden/>
+              </w:rPr>
+              <w:fldChar w:fldCharType="separate"/>
+            </w:r>
+            <w:r>
+              <w:rPr>
+                <w:noProof/>
+                <w:webHidden/>
+              </w:rPr>
+              <w:t>16</w:t>
+            </w:r>
+            <w:r>
+              <w:rPr>
+                <w:noProof/>
+                <w:webHidden/>
+              </w:rPr>
+              <w:fldChar w:fldCharType="end"/>
+            </w:r>
+          </w:hyperlink>
+        </w:p>
+        <w:p>
+          <w:pPr>
+            <w:pStyle w:val="Verzeichnis1"/>
+            <w:tabs>
+              <w:tab w:val="left" w:pos="660"/>
+              <w:tab w:val="right" w:leader="dot" w:pos="9062"/>
+            </w:tabs>
+            <w:rPr>
+              <w:rFonts w:eastAsiaTheme="minorEastAsia"/>
+              <w:noProof/>
+              <w:lang w:eastAsia="de-DE"/>
+            </w:rPr>
+          </w:pPr>
+          <w:hyperlink w:anchor="_Toc233019768" w:history="1">
+            <w:r>
+              <w:rPr>
+                <w:rStyle w:val="Hyperlink"/>
+                <w:rFonts w:ascii="Arial" w:hAnsi="Arial" w:cs="Arial"/>
+                <w:b/>
+                <w:bCs/>
+                <w:noProof/>
+              </w:rPr>
+              <w:t>9.5</w:t>
+            </w:r>
+            <w:r>
+              <w:rPr>
+                <w:rFonts w:eastAsiaTheme="minorEastAsia"/>
+                <w:noProof/>
+                <w:lang w:eastAsia="de-DE"/>
+              </w:rPr>
+              <w:tab/>
+            </w:r>
+            <w:r>
+              <w:rPr>
+                <w:rStyle w:val="Hyperlink"/>
+                <w:rFonts w:ascii="Arial" w:hAnsi="Arial" w:cs="Arial"/>
+                <w:b/>
+                <w:bCs/>
+                <w:noProof/>
+              </w:rPr>
               <w:t>Risiken und ethische Überlegungen</w:t>
             </w:r>
             <w:r>
@@ -3468,7 +3744,7 @@
                 <w:noProof/>
                 <w:webHidden/>
               </w:rPr>
-              <w:instrText xml:space="preserve"> PAGEREF _Toc232947179 \h </w:instrText>
+              <w:instrText xml:space="preserve"> PAGEREF _Toc233019768 \h </w:instrText>
             </w:r>
             <w:r>
               <w:rPr>
@@ -3511,7 +3787,7 @@
               <w:lang w:eastAsia="de-DE"/>
             </w:rPr>
           </w:pPr>
-          <w:hyperlink w:anchor="_Toc232947180" w:history="1">
+          <w:hyperlink w:anchor="_Toc233019769" w:history="1">
             <w:r>
               <w:rPr>
                 <w:rStyle w:val="Hyperlink"/>
@@ -3541,7 +3817,7 @@
                 <w:noProof/>
                 <w:webHidden/>
               </w:rPr>
-              <w:instrText xml:space="preserve"> PAGEREF _Toc232947180 \h </w:instrText>
+              <w:instrText xml:space="preserve"> PAGEREF _Toc233019769 \h </w:instrText>
             </w:r>
             <w:r>
               <w:rPr>
@@ -3595,6 +3871,28 @@
     </w:sdt>
     <w:p>
       <w:pPr>
+        <w:rPr>
+          <w:rFonts w:ascii="Arial" w:hAnsi="Arial" w:cs="Arial"/>
+          <w:b/>
+          <w:bCs/>
+          <w:sz w:val="24"/>
+          <w:szCs w:val="24"/>
+        </w:rPr>
+      </w:pPr>
+      <w:bookmarkStart w:id="0" w:name="_Toc233019733"/>
+      <w:r>
+        <w:rPr>
+          <w:rFonts w:ascii="Arial" w:hAnsi="Arial" w:cs="Arial"/>
+          <w:b/>
+          <w:bCs/>
+          <w:sz w:val="24"/>
+          <w:szCs w:val="24"/>
+        </w:rPr>
+        <w:br w:type="page"/>
+      </w:r>
+    </w:p>
+    <w:p>
+      <w:pPr>
         <w:pStyle w:val="Listenabsatz"/>
         <w:numPr>
           <w:ilvl w:val="0"/>
@@ -3610,7 +3908,6 @@
           <w:szCs w:val="24"/>
         </w:rPr>
       </w:pPr>
-      <w:bookmarkStart w:id="0" w:name="_Toc232947147"/>
       <w:r>
         <w:rPr>
           <w:rFonts w:ascii="Arial" w:hAnsi="Arial" w:cs="Arial"/>
@@ -3754,6 +4051,7 @@
     <w:p>
       <w:pPr>
         <w:spacing w:line="240" w:lineRule="auto"/>
+        <w:jc w:val="both"/>
         <w:rPr>
           <w:rFonts w:ascii="Arial" w:hAnsi="Arial" w:cs="Arial"/>
           <w:b/>
@@ -3798,7 +4096,7 @@
           <w:szCs w:val="24"/>
         </w:rPr>
       </w:pPr>
-      <w:bookmarkStart w:id="1" w:name="_Toc232947148"/>
+      <w:bookmarkStart w:id="1" w:name="_Toc233019734"/>
       <w:r>
         <w:rPr>
           <w:rFonts w:ascii="Arial" w:hAnsi="Arial" w:cs="Arial"/>
@@ -4189,7 +4487,7 @@
           <w:szCs w:val="24"/>
         </w:rPr>
       </w:pPr>
-      <w:bookmarkStart w:id="2" w:name="_Toc232947149"/>
+      <w:bookmarkStart w:id="2" w:name="_Toc233019735"/>
       <w:r>
         <w:rPr>
           <w:rFonts w:ascii="Arial" w:hAnsi="Arial" w:cs="Arial"/>
@@ -4249,7 +4547,7 @@
           <w:szCs w:val="24"/>
         </w:rPr>
       </w:pPr>
-      <w:bookmarkStart w:id="3" w:name="_Toc232947150"/>
+      <w:bookmarkStart w:id="3" w:name="_Toc233019736"/>
       <w:r>
         <w:rPr>
           <w:rFonts w:ascii="Arial" w:hAnsi="Arial" w:cs="Arial"/>
@@ -4338,7 +4636,7 @@
           <w:szCs w:val="24"/>
         </w:rPr>
       </w:pPr>
-      <w:bookmarkStart w:id="4" w:name="_Toc232947151"/>
+      <w:bookmarkStart w:id="4" w:name="_Toc233019737"/>
       <w:r>
         <w:rPr>
           <w:rFonts w:ascii="Arial" w:hAnsi="Arial" w:cs="Arial"/>
@@ -4451,7 +4749,7 @@
           <w:szCs w:val="24"/>
         </w:rPr>
       </w:pPr>
-      <w:bookmarkStart w:id="5" w:name="_Toc232947152"/>
+      <w:bookmarkStart w:id="5" w:name="_Toc233019738"/>
       <w:r>
         <w:rPr>
           <w:rFonts w:ascii="Arial" w:hAnsi="Arial" w:cs="Arial"/>
@@ -4604,7 +4902,7 @@
           <w:szCs w:val="24"/>
         </w:rPr>
       </w:pPr>
-      <w:bookmarkStart w:id="6" w:name="_Toc232947153"/>
+      <w:bookmarkStart w:id="6" w:name="_Toc233019739"/>
       <w:r>
         <w:rPr>
           <w:rFonts w:ascii="Arial" w:hAnsi="Arial" w:cs="Arial"/>
@@ -4744,12 +5042,6 @@
       <w:r>
         <w:br w:type="page"/>
       </w:r>
-    </w:p>
-    <w:p>
-      <w:pPr>
-        <w:spacing w:line="240" w:lineRule="auto"/>
-        <w:jc w:val="both"/>
-      </w:pPr>
     </w:p>
     <w:p>
       <w:pPr>
@@ -4768,7 +5060,7 @@
           <w:szCs w:val="24"/>
         </w:rPr>
       </w:pPr>
-      <w:bookmarkStart w:id="7" w:name="_Toc232947154"/>
+      <w:bookmarkStart w:id="7" w:name="_Toc233019740"/>
       <w:r>
         <w:rPr>
           <w:rFonts w:ascii="Arial" w:hAnsi="Arial" w:cs="Arial"/>
@@ -4777,6 +5069,7 @@
           <w:sz w:val="24"/>
           <w:szCs w:val="24"/>
         </w:rPr>
+        <w:lastRenderedPageBreak/>
         <w:t>Datenbeschreibung und Erfassung</w:t>
       </w:r>
       <w:bookmarkEnd w:id="7"/>
@@ -4825,7 +5118,7 @@
           <w:szCs w:val="24"/>
         </w:rPr>
       </w:pPr>
-      <w:bookmarkStart w:id="8" w:name="_Toc232947155"/>
+      <w:bookmarkStart w:id="8" w:name="_Toc233019741"/>
       <w:r>
         <w:rPr>
           <w:rFonts w:ascii="Arial" w:hAnsi="Arial" w:cs="Arial"/>
@@ -4914,7 +5207,7 @@
           <w:szCs w:val="24"/>
         </w:rPr>
       </w:pPr>
-      <w:bookmarkStart w:id="9" w:name="_Toc232947156"/>
+      <w:bookmarkStart w:id="9" w:name="_Toc233019742"/>
       <w:r>
         <w:rPr>
           <w:rFonts w:ascii="Arial" w:hAnsi="Arial" w:cs="Arial"/>
@@ -5011,7 +5304,7 @@
           <w:szCs w:val="24"/>
         </w:rPr>
       </w:pPr>
-      <w:bookmarkStart w:id="10" w:name="_Toc232947157"/>
+      <w:bookmarkStart w:id="10" w:name="_Toc233019743"/>
       <w:r>
         <w:rPr>
           <w:rFonts w:ascii="Arial" w:hAnsi="Arial" w:cs="Arial"/>
@@ -5831,7 +6124,7 @@
           <w:szCs w:val="24"/>
         </w:rPr>
       </w:pPr>
-      <w:bookmarkStart w:id="11" w:name="_Toc232947158"/>
+      <w:bookmarkStart w:id="11" w:name="_Toc233019744"/>
       <w:r>
         <w:rPr>
           <w:rFonts w:ascii="Arial" w:hAnsi="Arial" w:cs="Arial"/>
@@ -6591,7 +6884,7 @@
           <w:szCs w:val="24"/>
         </w:rPr>
       </w:pPr>
-      <w:bookmarkStart w:id="12" w:name="_Toc232947159"/>
+      <w:bookmarkStart w:id="12" w:name="_Toc233019745"/>
       <w:r>
         <w:rPr>
           <w:rFonts w:ascii="Arial" w:hAnsi="Arial" w:cs="Arial"/>
@@ -6705,7 +6998,7 @@
           <w:szCs w:val="24"/>
         </w:rPr>
       </w:pPr>
-      <w:bookmarkStart w:id="13" w:name="_Toc232947160"/>
+      <w:bookmarkStart w:id="13" w:name="_Toc233019746"/>
       <w:r>
         <w:rPr>
           <w:rFonts w:ascii="Arial" w:hAnsi="Arial" w:cs="Arial"/>
@@ -7588,7 +7881,7 @@
           <w:szCs w:val="24"/>
         </w:rPr>
       </w:pPr>
-      <w:bookmarkStart w:id="14" w:name="_Toc232947161"/>
+      <w:bookmarkStart w:id="14" w:name="_Toc233019747"/>
       <w:r>
         <w:rPr>
           <w:rFonts w:ascii="Arial" w:hAnsi="Arial" w:cs="Arial"/>
@@ -7745,7 +8038,7 @@
           <w:szCs w:val="24"/>
         </w:rPr>
       </w:pPr>
-      <w:bookmarkStart w:id="15" w:name="_Toc232947162"/>
+      <w:bookmarkStart w:id="15" w:name="_Toc233019748"/>
       <w:r>
         <w:rPr>
           <w:rFonts w:ascii="Arial" w:hAnsi="Arial" w:cs="Arial"/>
@@ -8059,7 +8352,7 @@
           <w:szCs w:val="24"/>
         </w:rPr>
       </w:pPr>
-      <w:bookmarkStart w:id="16" w:name="_Toc232947163"/>
+      <w:bookmarkStart w:id="16" w:name="_Toc233019749"/>
       <w:r>
         <w:rPr>
           <w:rFonts w:ascii="Arial" w:hAnsi="Arial" w:cs="Arial"/>
@@ -8195,17 +8488,6 @@
     </w:p>
     <w:p>
       <w:pPr>
-        <w:spacing w:line="240" w:lineRule="auto"/>
-        <w:jc w:val="center"/>
-        <w:rPr>
-          <w:rFonts w:ascii="Arial" w:hAnsi="Arial" w:cs="Arial"/>
-          <w:sz w:val="24"/>
-          <w:szCs w:val="24"/>
-        </w:rPr>
-      </w:pPr>
-    </w:p>
-    <w:p>
-      <w:pPr>
         <w:pStyle w:val="Listenabsatz"/>
         <w:numPr>
           <w:ilvl w:val="1"/>
@@ -8221,7 +8503,7 @@
           <w:szCs w:val="24"/>
         </w:rPr>
       </w:pPr>
-      <w:bookmarkStart w:id="17" w:name="_Toc232947164"/>
+      <w:bookmarkStart w:id="17" w:name="_Toc233019750"/>
       <w:r>
         <w:rPr>
           <w:rFonts w:ascii="Arial" w:hAnsi="Arial" w:cs="Arial"/>
@@ -8230,6 +8512,7 @@
           <w:sz w:val="24"/>
           <w:szCs w:val="24"/>
         </w:rPr>
+        <w:lastRenderedPageBreak/>
         <w:t>Simulation einer Zeitlichen Vorhersage</w:t>
       </w:r>
       <w:bookmarkEnd w:id="17"/>
@@ -8722,6 +9005,28 @@
     </w:p>
     <w:p>
       <w:pPr>
+        <w:rPr>
+          <w:rFonts w:ascii="Arial" w:hAnsi="Arial" w:cs="Arial"/>
+          <w:b/>
+          <w:bCs/>
+          <w:sz w:val="24"/>
+          <w:szCs w:val="24"/>
+        </w:rPr>
+      </w:pPr>
+      <w:bookmarkStart w:id="18" w:name="_Toc233019751"/>
+      <w:r>
+        <w:rPr>
+          <w:rFonts w:ascii="Arial" w:hAnsi="Arial" w:cs="Arial"/>
+          <w:b/>
+          <w:bCs/>
+          <w:sz w:val="24"/>
+          <w:szCs w:val="24"/>
+        </w:rPr>
+        <w:br w:type="page"/>
+      </w:r>
+    </w:p>
+    <w:p>
+      <w:pPr>
         <w:pStyle w:val="Listenabsatz"/>
         <w:numPr>
           <w:ilvl w:val="0"/>
@@ -8737,7 +9042,6 @@
           <w:szCs w:val="24"/>
         </w:rPr>
       </w:pPr>
-      <w:bookmarkStart w:id="18" w:name="_Toc232947165"/>
       <w:r>
         <w:rPr>
           <w:rFonts w:ascii="Arial" w:hAnsi="Arial" w:cs="Arial"/>
@@ -8746,6 +9050,7 @@
           <w:sz w:val="24"/>
           <w:szCs w:val="24"/>
         </w:rPr>
+        <w:lastRenderedPageBreak/>
         <w:t>Deployment</w:t>
       </w:r>
       <w:bookmarkEnd w:id="18"/>
@@ -8813,7 +9118,7 @@
           <w:szCs w:val="24"/>
         </w:rPr>
       </w:pPr>
-      <w:bookmarkStart w:id="19" w:name="_Toc232947166"/>
+      <w:bookmarkStart w:id="19" w:name="_Toc233019752"/>
       <w:r>
         <w:rPr>
           <w:rFonts w:ascii="Arial" w:hAnsi="Arial" w:cs="Arial"/>
@@ -9038,7 +9343,7 @@
           <w:szCs w:val="24"/>
         </w:rPr>
       </w:pPr>
-      <w:bookmarkStart w:id="20" w:name="_Toc232947167"/>
+      <w:bookmarkStart w:id="20" w:name="_Toc233019753"/>
       <w:r>
         <w:rPr>
           <w:rFonts w:ascii="Arial" w:hAnsi="Arial" w:cs="Arial"/>
@@ -9047,7 +9352,6 @@
           <w:sz w:val="24"/>
           <w:szCs w:val="24"/>
         </w:rPr>
-        <w:lastRenderedPageBreak/>
         <w:t>Integration in die eBay-Plattform</w:t>
       </w:r>
       <w:bookmarkEnd w:id="20"/>
@@ -9263,7 +9567,7 @@
           <w:szCs w:val="24"/>
         </w:rPr>
       </w:pPr>
-      <w:bookmarkStart w:id="21" w:name="_Toc232947168"/>
+      <w:bookmarkStart w:id="21" w:name="_Toc233019754"/>
       <w:r>
         <w:rPr>
           <w:rFonts w:ascii="Arial" w:hAnsi="Arial" w:cs="Arial"/>
@@ -9305,12 +9609,6 @@
       <w:r>
         <w:br w:type="page"/>
       </w:r>
-    </w:p>
-    <w:p>
-      <w:pPr>
-        <w:spacing w:line="240" w:lineRule="auto"/>
-        <w:jc w:val="both"/>
-      </w:pPr>
     </w:p>
     <w:p>
       <w:pPr>
@@ -9329,7 +9627,7 @@
           <w:szCs w:val="24"/>
         </w:rPr>
       </w:pPr>
-      <w:bookmarkStart w:id="22" w:name="_Toc232947169"/>
+      <w:bookmarkStart w:id="22" w:name="_Toc233019755"/>
       <w:r>
         <w:rPr>
           <w:rFonts w:ascii="Arial" w:hAnsi="Arial" w:cs="Arial"/>
@@ -9338,6 +9636,7 @@
           <w:sz w:val="24"/>
           <w:szCs w:val="24"/>
         </w:rPr>
+        <w:lastRenderedPageBreak/>
         <w:t>Evaluation</w:t>
       </w:r>
       <w:bookmarkEnd w:id="22"/>
@@ -9394,7 +9693,7 @@
           <w:szCs w:val="24"/>
         </w:rPr>
       </w:pPr>
-      <w:bookmarkStart w:id="23" w:name="_Toc232947170"/>
+      <w:bookmarkStart w:id="23" w:name="_Toc233019756"/>
       <w:r>
         <w:rPr>
           <w:rFonts w:ascii="Arial" w:hAnsi="Arial" w:cs="Arial"/>
@@ -9640,7 +9939,7 @@
           <w:szCs w:val="24"/>
         </w:rPr>
       </w:pPr>
-      <w:bookmarkStart w:id="24" w:name="_Toc232947171"/>
+      <w:bookmarkStart w:id="24" w:name="_Toc233019757"/>
       <w:r>
         <w:rPr>
           <w:rFonts w:ascii="Arial" w:hAnsi="Arial" w:cs="Arial"/>
@@ -9800,6 +10099,7 @@
           <w:szCs w:val="24"/>
         </w:rPr>
       </w:pPr>
+      <w:bookmarkStart w:id="25" w:name="_Toc233019758"/>
       <w:r>
         <w:rPr>
           <w:rFonts w:ascii="Arial" w:hAnsi="Arial" w:cs="Arial"/>
@@ -9810,6 +10110,7 @@
         </w:rPr>
         <w:t>Kritische Reflektion</w:t>
       </w:r>
+      <w:bookmarkEnd w:id="25"/>
     </w:p>
     <w:p>
       <w:pPr>
@@ -9919,7 +10220,7 @@
           <w:szCs w:val="24"/>
         </w:rPr>
       </w:pPr>
-      <w:bookmarkStart w:id="25" w:name="_Toc232947172"/>
+      <w:bookmarkStart w:id="26" w:name="_Toc233019759"/>
       <w:r>
         <w:rPr>
           <w:rFonts w:ascii="Arial" w:hAnsi="Arial" w:cs="Arial"/>
@@ -9931,7 +10232,7 @@
         <w:lastRenderedPageBreak/>
         <w:t>Datenbasierte Services</w:t>
       </w:r>
-      <w:bookmarkEnd w:id="25"/>
+      <w:bookmarkEnd w:id="26"/>
     </w:p>
     <w:p>
       <w:pPr>
@@ -9976,7 +10277,7 @@
           <w:szCs w:val="24"/>
         </w:rPr>
       </w:pPr>
-      <w:bookmarkStart w:id="26" w:name="_Toc232947173"/>
+      <w:bookmarkStart w:id="27" w:name="_Toc233019760"/>
       <w:r>
         <w:rPr>
           <w:rFonts w:ascii="Arial" w:hAnsi="Arial" w:cs="Arial"/>
@@ -9987,7 +10288,7 @@
         </w:rPr>
         <w:t>Kaufempfehlung und Bid-Assistent für Käufer</w:t>
       </w:r>
-      <w:bookmarkEnd w:id="26"/>
+      <w:bookmarkEnd w:id="27"/>
     </w:p>
     <w:p>
       <w:pPr>
@@ -10048,7 +10349,7 @@
           <w:szCs w:val="24"/>
         </w:rPr>
       </w:pPr>
-      <w:bookmarkStart w:id="27" w:name="_Toc232947174"/>
+      <w:bookmarkStart w:id="28" w:name="_Toc233019761"/>
       <w:r>
         <w:rPr>
           <w:rFonts w:ascii="Arial" w:hAnsi="Arial" w:cs="Arial"/>
@@ -10059,6 +10360,7 @@
         </w:rPr>
         <w:t>Betrugserkennung</w:t>
       </w:r>
+      <w:bookmarkEnd w:id="28"/>
     </w:p>
     <w:p>
       <w:pPr>
@@ -10111,6 +10413,7 @@
           <w:szCs w:val="24"/>
         </w:rPr>
       </w:pPr>
+      <w:bookmarkStart w:id="29" w:name="_Toc233019762"/>
       <w:r>
         <w:rPr>
           <w:rFonts w:ascii="Arial" w:hAnsi="Arial" w:cs="Arial"/>
@@ -10131,7 +10434,7 @@
         </w:rPr>
         <w:t>Personalisierte Benachrichtigungen</w:t>
       </w:r>
-      <w:bookmarkEnd w:id="27"/>
+      <w:bookmarkEnd w:id="29"/>
     </w:p>
     <w:p>
       <w:pPr>
@@ -10189,7 +10492,7 @@
           <w:szCs w:val="24"/>
         </w:rPr>
       </w:pPr>
-      <w:bookmarkStart w:id="28" w:name="_Toc232947175"/>
+      <w:bookmarkStart w:id="30" w:name="_Toc233019763"/>
       <w:r>
         <w:rPr>
           <w:rFonts w:ascii="Arial" w:hAnsi="Arial" w:cs="Arial"/>
@@ -10211,7 +10514,7 @@
         </w:rPr>
         <w:t>eBay</w:t>
       </w:r>
-      <w:bookmarkEnd w:id="28"/>
+      <w:bookmarkEnd w:id="30"/>
     </w:p>
     <w:p>
       <w:pPr>
@@ -10251,7 +10554,7 @@
           <w:szCs w:val="24"/>
         </w:rPr>
       </w:pPr>
-      <w:bookmarkStart w:id="29" w:name="_Toc232947176"/>
+      <w:bookmarkStart w:id="31" w:name="_Toc233019764"/>
       <w:r>
         <w:rPr>
           <w:rFonts w:ascii="Arial" w:hAnsi="Arial" w:cs="Arial"/>
@@ -10262,6 +10565,7 @@
         </w:rPr>
         <w:t>Effizienzgewinne und Kostensenkung</w:t>
       </w:r>
+      <w:bookmarkEnd w:id="31"/>
     </w:p>
     <w:p>
       <w:pPr>
@@ -10306,6 +10610,7 @@
           <w:szCs w:val="24"/>
         </w:rPr>
       </w:pPr>
+      <w:bookmarkStart w:id="32" w:name="_Toc233019765"/>
       <w:r>
         <w:rPr>
           <w:rFonts w:ascii="Arial" w:hAnsi="Arial" w:cs="Arial"/>
@@ -10316,7 +10621,7 @@
         </w:rPr>
         <w:t>Nutzerbindung und Plattformattraktivität</w:t>
       </w:r>
-      <w:bookmarkEnd w:id="29"/>
+      <w:bookmarkEnd w:id="32"/>
     </w:p>
     <w:p>
       <w:pPr>
@@ -10361,7 +10666,7 @@
           <w:szCs w:val="24"/>
         </w:rPr>
       </w:pPr>
-      <w:bookmarkStart w:id="30" w:name="_Toc232947177"/>
+      <w:bookmarkStart w:id="33" w:name="_Toc233019766"/>
       <w:r>
         <w:rPr>
           <w:rFonts w:ascii="Arial" w:hAnsi="Arial" w:cs="Arial"/>
@@ -10372,7 +10677,7 @@
         </w:rPr>
         <w:t>Wettbewerbsdifferenzierung</w:t>
       </w:r>
-      <w:bookmarkEnd w:id="30"/>
+      <w:bookmarkEnd w:id="33"/>
     </w:p>
     <w:p>
       <w:pPr>
@@ -10417,7 +10722,7 @@
           <w:szCs w:val="24"/>
         </w:rPr>
       </w:pPr>
-      <w:bookmarkStart w:id="31" w:name="_Toc232947178"/>
+      <w:bookmarkStart w:id="34" w:name="_Toc233019767"/>
       <w:r>
         <w:rPr>
           <w:rFonts w:ascii="Arial" w:hAnsi="Arial" w:cs="Arial"/>
@@ -10428,7 +10733,7 @@
         </w:rPr>
         <w:t>Datenstrategie und Netzwerkeffekte</w:t>
       </w:r>
-      <w:bookmarkEnd w:id="31"/>
+      <w:bookmarkEnd w:id="34"/>
     </w:p>
     <w:p>
       <w:pPr>
@@ -10473,7 +10778,7 @@
           <w:szCs w:val="24"/>
         </w:rPr>
       </w:pPr>
-      <w:bookmarkStart w:id="32" w:name="_Toc232947179"/>
+      <w:bookmarkStart w:id="35" w:name="_Toc233019768"/>
       <w:r>
         <w:rPr>
           <w:rFonts w:ascii="Arial" w:hAnsi="Arial" w:cs="Arial"/>
@@ -10484,7 +10789,7 @@
         </w:rPr>
         <w:t>Risiken und ethische Überlegungen</w:t>
       </w:r>
-      <w:bookmarkEnd w:id="32"/>
+      <w:bookmarkEnd w:id="35"/>
     </w:p>
     <w:p>
       <w:pPr>
@@ -10590,7 +10895,7 @@
           <w:szCs w:val="24"/>
         </w:rPr>
       </w:pPr>
-      <w:bookmarkStart w:id="33" w:name="_Toc232947180"/>
+      <w:bookmarkStart w:id="36" w:name="_Toc233019769"/>
       <w:r>
         <w:rPr>
           <w:rFonts w:ascii="Arial" w:hAnsi="Arial" w:cs="Arial"/>
@@ -10603,7 +10908,7 @@
         <w:lastRenderedPageBreak/>
         <w:t>Literaturverzeichnis</w:t>
       </w:r>
-      <w:bookmarkEnd w:id="33"/>
+      <w:bookmarkEnd w:id="36"/>
     </w:p>
     <w:p>
       <w:pPr>

--- a/Hausarbeit_Hendrik_Stolzke_821534.docx
+++ b/Hausarbeit_Hendrik_Stolzke_821534.docx
@@ -8410,9 +8410,9 @@
           <w:szCs w:val="24"/>
         </w:rPr>
         <w:drawing>
-          <wp:inline distT="0" distB="0" distL="0" distR="0" wp14:anchorId="1228782F" wp14:editId="4A9B69B6">
-            <wp:extent cx="4103370" cy="2445648"/>
-            <wp:effectExtent l="19050" t="19050" r="11430" b="12065"/>
+          <wp:inline distT="0" distB="0" distL="0" distR="0" wp14:anchorId="1228782F" wp14:editId="5A9F6052">
+            <wp:extent cx="3919336" cy="2335962"/>
+            <wp:effectExtent l="19050" t="19050" r="24130" b="26670"/>
             <wp:docPr id="2" name="Grafik 2"/>
             <wp:cNvGraphicFramePr>
               <a:graphicFrameLocks xmlns:a="http://schemas.openxmlformats.org/drawingml/2006/main" noChangeAspect="1"/>
@@ -8433,7 +8433,7 @@
                   <pic:spPr>
                     <a:xfrm>
                       <a:off x="0" y="0"/>
-                      <a:ext cx="4108270" cy="2448568"/>
+                      <a:ext cx="3950720" cy="2354667"/>
                     </a:xfrm>
                     <a:prstGeom prst="rect">
                       <a:avLst/>
@@ -10471,7 +10471,34 @@
       </w:r>
     </w:p>
     <w:p>
-      <w:r>
+      <w:pPr>
+        <w:jc w:val="both"/>
+        <w:rPr>
+          <w:rFonts w:ascii="Arial" w:hAnsi="Arial" w:cs="Arial"/>
+          <w:sz w:val="24"/>
+          <w:szCs w:val="24"/>
+        </w:rPr>
+      </w:pPr>
+    </w:p>
+    <w:p>
+      <w:pPr>
+        <w:rPr>
+          <w:rFonts w:ascii="Arial" w:hAnsi="Arial" w:cs="Arial"/>
+          <w:b/>
+          <w:bCs/>
+          <w:sz w:val="24"/>
+          <w:szCs w:val="24"/>
+        </w:rPr>
+      </w:pPr>
+      <w:bookmarkStart w:id="30" w:name="_Toc233019763"/>
+      <w:r>
+        <w:rPr>
+          <w:rFonts w:ascii="Arial" w:hAnsi="Arial" w:cs="Arial"/>
+          <w:b/>
+          <w:bCs/>
+          <w:sz w:val="24"/>
+          <w:szCs w:val="24"/>
+        </w:rPr>
         <w:br w:type="page"/>
       </w:r>
     </w:p>
@@ -10492,7 +10519,6 @@
           <w:szCs w:val="24"/>
         </w:rPr>
       </w:pPr>
-      <w:bookmarkStart w:id="30" w:name="_Toc233019763"/>
       <w:r>
         <w:rPr>
           <w:rFonts w:ascii="Arial" w:hAnsi="Arial" w:cs="Arial"/>
@@ -10526,15 +10552,7 @@
           <w:sz w:val="24"/>
           <w:szCs w:val="24"/>
         </w:rPr>
-        <w:t>Der Einsatz von Machine Learning ermöglicht eBay vielfältige Anwendungen auf betriebswirtschaftlicher, strategischer und gesellschaftlicher Ebene. Im Folgenden werden die zentralen Effekte sowie mögliche Risiken des Einsatzes näher betrachtet</w:t>
-      </w:r>
-      <w:r>
-        <w:rPr>
-          <w:rFonts w:ascii="Arial" w:hAnsi="Arial" w:cs="Arial"/>
-          <w:sz w:val="24"/>
-          <w:szCs w:val="24"/>
-        </w:rPr>
-        <w:t>.</w:t>
+        <w:t>Der Einsatz von Machine Learning ermöglicht eBay vielfältige Anwendungen auf betriebswirtschaftlicher, strategischer und gesellschaftlicher Ebene.</w:t>
       </w:r>
     </w:p>
     <w:p>
@@ -10857,30 +10875,7 @@
         </w:rPr>
         <w:t>t.</w:t>
       </w:r>
-      <w:r>
-        <w:rPr>
-          <w:rFonts w:ascii="Arial" w:hAnsi="Arial" w:cs="Arial"/>
-          <w:sz w:val="24"/>
-          <w:szCs w:val="24"/>
-        </w:rPr>
-        <w:t xml:space="preserve"> Zudem birgt eine starke Abhängigkeit von ML</w:t>
-      </w:r>
-      <w:r>
-        <w:rPr>
-          <w:rFonts w:ascii="Arial" w:hAnsi="Arial" w:cs="Arial"/>
-          <w:sz w:val="24"/>
-          <w:szCs w:val="24"/>
-        </w:rPr>
-        <w:t>-</w:t>
-      </w:r>
-      <w:r>
-        <w:rPr>
-          <w:rFonts w:ascii="Arial" w:hAnsi="Arial" w:cs="Arial"/>
-          <w:sz w:val="24"/>
-          <w:szCs w:val="24"/>
-        </w:rPr>
-        <w:t>Preisempfehlungen das Risiko, dass Preisvielfalt und Wettbewerb auf der Plattform abnehmen.</w:t>
-      </w:r>
+      <w:bookmarkStart w:id="36" w:name="_Toc233019769"/>
     </w:p>
     <w:p>
       <w:pPr>
@@ -10895,7 +10890,6 @@
           <w:szCs w:val="24"/>
         </w:rPr>
       </w:pPr>
-      <w:bookmarkStart w:id="36" w:name="_Toc233019769"/>
       <w:r>
         <w:rPr>
           <w:rFonts w:ascii="Arial" w:hAnsi="Arial" w:cs="Arial"/>
@@ -10914,18 +10908,17 @@
       <w:pPr>
         <w:spacing w:line="240" w:lineRule="auto"/>
         <w:rPr>
-          <w:sz w:val="24"/>
-          <w:szCs w:val="24"/>
-        </w:rPr>
-      </w:pPr>
-    </w:p>
-    <w:p>
-      <w:pPr>
-        <w:shd w:val="clear" w:color="auto" w:fill="FFFFFF"/>
-        <w:spacing w:line="240" w:lineRule="auto"/>
-        <w:textAlignment w:val="baseline"/>
-        <w:rPr>
-          <w:rFonts w:ascii="Calibri" w:hAnsi="Calibri" w:cs="Calibri"/>
+          <w:rFonts w:ascii="Arial" w:hAnsi="Arial" w:cs="Arial"/>
+          <w:sz w:val="24"/>
+          <w:szCs w:val="24"/>
+        </w:rPr>
+      </w:pPr>
+    </w:p>
+    <w:p>
+      <w:pPr>
+        <w:spacing w:line="240" w:lineRule="auto"/>
+        <w:rPr>
+          <w:rFonts w:ascii="Arial" w:hAnsi="Arial" w:cs="Arial"/>
           <w:color w:val="000000"/>
           <w:sz w:val="24"/>
           <w:szCs w:val="24"/>
@@ -10933,142 +10926,515 @@
       </w:pPr>
       <w:r>
         <w:rPr>
-          <w:rFonts w:ascii="Calibri" w:hAnsi="Calibri" w:cs="Calibri"/>
+          <w:rFonts w:ascii="Arial" w:hAnsi="Arial" w:cs="Arial"/>
           <w:color w:val="000000"/>
           <w:sz w:val="24"/>
           <w:szCs w:val="24"/>
         </w:rPr>
-        <w:t xml:space="preserve">Allgemeine Informationen zu eBay </w:t>
-      </w:r>
-    </w:p>
-    <w:p>
-      <w:pPr>
-        <w:shd w:val="clear" w:color="auto" w:fill="FFFFFF"/>
-        <w:spacing w:line="240" w:lineRule="auto"/>
-        <w:textAlignment w:val="baseline"/>
-      </w:pPr>
-      <w:r>
-        <w:t xml:space="preserve">[1] </w:t>
+        <w:t>[1] eBay Inc., „eBay feiert Geburtstag… 25 Jahre als Marktplatz“</w:t>
+      </w:r>
+      <w:r>
+        <w:rPr>
+          <w:rFonts w:ascii="Arial" w:hAnsi="Arial" w:cs="Arial"/>
+          <w:color w:val="000000"/>
+          <w:sz w:val="24"/>
+          <w:szCs w:val="24"/>
+        </w:rPr>
+        <w:t>,</w:t>
+      </w:r>
+      <w:r>
+        <w:rPr>
+          <w:rFonts w:ascii="Arial" w:hAnsi="Arial" w:cs="Arial"/>
+          <w:color w:val="000000"/>
+          <w:sz w:val="24"/>
+          <w:szCs w:val="24"/>
+        </w:rPr>
+        <w:t xml:space="preserve"> </w:t>
       </w:r>
       <w:hyperlink r:id="rId18" w:history="1">
         <w:r>
           <w:rPr>
             <w:rStyle w:val="Hyperlink"/>
+            <w:rFonts w:ascii="Arial" w:hAnsi="Arial" w:cs="Arial"/>
+            <w:sz w:val="24"/>
+            <w:szCs w:val="24"/>
           </w:rPr>
           <w:t>https://www.ebayinc.com/stories/press-room/de/ebay-feiert-geburtstag-seit-25-jahren-als-partnerschaftlicher-marktplatz-erfolgreich-und-heute-so-relevant-wie-nie/</w:t>
         </w:r>
       </w:hyperlink>
-    </w:p>
-    <w:p>
-      <w:pPr>
-        <w:shd w:val="clear" w:color="auto" w:fill="FFFFFF"/>
-        <w:spacing w:line="240" w:lineRule="auto"/>
-        <w:textAlignment w:val="baseline"/>
-      </w:pPr>
-      <w:r>
-        <w:t xml:space="preserve">[2] </w:t>
+      <w:r>
+        <w:rPr>
+          <w:rFonts w:ascii="Arial" w:hAnsi="Arial" w:cs="Arial"/>
+          <w:color w:val="000000"/>
+          <w:sz w:val="24"/>
+          <w:szCs w:val="24"/>
+        </w:rPr>
+        <w:t xml:space="preserve"> </w:t>
+      </w:r>
+      <w:r>
+        <w:rPr>
+          <w:rFonts w:ascii="Arial" w:hAnsi="Arial" w:cs="Arial"/>
+          <w:sz w:val="24"/>
+          <w:szCs w:val="24"/>
+        </w:rPr>
+        <w:t xml:space="preserve">(abgerufen am </w:t>
+      </w:r>
+      <w:r>
+        <w:rPr>
+          <w:rFonts w:ascii="Arial" w:hAnsi="Arial" w:cs="Arial"/>
+          <w:sz w:val="24"/>
+          <w:szCs w:val="24"/>
+        </w:rPr>
+        <w:t>9</w:t>
+      </w:r>
+      <w:r>
+        <w:rPr>
+          <w:rFonts w:ascii="Arial" w:hAnsi="Arial" w:cs="Arial"/>
+          <w:sz w:val="24"/>
+          <w:szCs w:val="24"/>
+        </w:rPr>
+        <w:t xml:space="preserve">. </w:t>
+      </w:r>
+      <w:r>
+        <w:rPr>
+          <w:rFonts w:ascii="Arial" w:hAnsi="Arial" w:cs="Arial"/>
+          <w:sz w:val="24"/>
+          <w:szCs w:val="24"/>
+        </w:rPr>
+        <w:t>Mai</w:t>
+      </w:r>
+      <w:r>
+        <w:rPr>
+          <w:rFonts w:ascii="Arial" w:hAnsi="Arial" w:cs="Arial"/>
+          <w:sz w:val="24"/>
+          <w:szCs w:val="24"/>
+        </w:rPr>
+        <w:t xml:space="preserve"> 2026)</w:t>
+      </w:r>
+    </w:p>
+    <w:p>
+      <w:pPr>
+        <w:spacing w:line="240" w:lineRule="auto"/>
+        <w:rPr>
+          <w:rFonts w:ascii="Arial" w:hAnsi="Arial" w:cs="Arial"/>
+          <w:color w:val="000000"/>
+          <w:sz w:val="24"/>
+          <w:szCs w:val="24"/>
+        </w:rPr>
+      </w:pPr>
+      <w:r>
+        <w:rPr>
+          <w:rFonts w:ascii="Arial" w:hAnsi="Arial" w:cs="Arial"/>
+          <w:color w:val="000000"/>
+          <w:sz w:val="24"/>
+          <w:szCs w:val="24"/>
+        </w:rPr>
+        <w:t>[2] WDR, „Stichtag: eBay“</w:t>
+      </w:r>
+      <w:r>
+        <w:rPr>
+          <w:rFonts w:ascii="Arial" w:hAnsi="Arial" w:cs="Arial"/>
+          <w:color w:val="000000"/>
+          <w:sz w:val="24"/>
+          <w:szCs w:val="24"/>
+        </w:rPr>
+        <w:t>,</w:t>
+      </w:r>
+      <w:r>
+        <w:rPr>
+          <w:rFonts w:ascii="Arial" w:hAnsi="Arial" w:cs="Arial"/>
+          <w:color w:val="000000"/>
+          <w:sz w:val="24"/>
+          <w:szCs w:val="24"/>
+        </w:rPr>
+        <w:t xml:space="preserve"> </w:t>
       </w:r>
       <w:hyperlink r:id="rId19" w:history="1">
         <w:r>
           <w:rPr>
             <w:rStyle w:val="Hyperlink"/>
+            <w:rFonts w:ascii="Arial" w:hAnsi="Arial" w:cs="Arial"/>
+            <w:sz w:val="24"/>
+            <w:szCs w:val="24"/>
           </w:rPr>
           <w:t>https://www1.wdr.de/stichtag/stichtag9046.html</w:t>
         </w:r>
       </w:hyperlink>
-    </w:p>
-    <w:p>
-      <w:pPr>
-        <w:shd w:val="clear" w:color="auto" w:fill="FFFFFF"/>
-        <w:spacing w:line="240" w:lineRule="auto"/>
-        <w:textAlignment w:val="baseline"/>
-      </w:pPr>
-      <w:r>
-        <w:t xml:space="preserve">[3] </w:t>
+      <w:r>
+        <w:rPr>
+          <w:rFonts w:ascii="Arial" w:hAnsi="Arial" w:cs="Arial"/>
+          <w:color w:val="000000"/>
+          <w:sz w:val="24"/>
+          <w:szCs w:val="24"/>
+        </w:rPr>
+        <w:t xml:space="preserve"> </w:t>
+      </w:r>
+      <w:r>
+        <w:rPr>
+          <w:rFonts w:ascii="Arial" w:hAnsi="Arial" w:cs="Arial"/>
+          <w:sz w:val="24"/>
+          <w:szCs w:val="24"/>
+        </w:rPr>
+        <w:t xml:space="preserve">(abgerufen am </w:t>
+      </w:r>
+      <w:r>
+        <w:rPr>
+          <w:rFonts w:ascii="Arial" w:hAnsi="Arial" w:cs="Arial"/>
+          <w:sz w:val="24"/>
+          <w:szCs w:val="24"/>
+        </w:rPr>
+        <w:t>20</w:t>
+      </w:r>
+      <w:r>
+        <w:rPr>
+          <w:rFonts w:ascii="Arial" w:hAnsi="Arial" w:cs="Arial"/>
+          <w:sz w:val="24"/>
+          <w:szCs w:val="24"/>
+        </w:rPr>
+        <w:t xml:space="preserve">. </w:t>
+      </w:r>
+      <w:r>
+        <w:rPr>
+          <w:rFonts w:ascii="Arial" w:hAnsi="Arial" w:cs="Arial"/>
+          <w:sz w:val="24"/>
+          <w:szCs w:val="24"/>
+        </w:rPr>
+        <w:t>Mai</w:t>
+      </w:r>
+      <w:r>
+        <w:rPr>
+          <w:rFonts w:ascii="Arial" w:hAnsi="Arial" w:cs="Arial"/>
+          <w:sz w:val="24"/>
+          <w:szCs w:val="24"/>
+        </w:rPr>
+        <w:t xml:space="preserve"> 2026)</w:t>
+      </w:r>
+    </w:p>
+    <w:p>
+      <w:pPr>
+        <w:spacing w:line="240" w:lineRule="auto"/>
+        <w:rPr>
+          <w:rFonts w:ascii="Arial" w:hAnsi="Arial" w:cs="Arial"/>
+          <w:color w:val="000000"/>
+          <w:sz w:val="24"/>
+          <w:szCs w:val="24"/>
+        </w:rPr>
+      </w:pPr>
+      <w:r>
+        <w:rPr>
+          <w:rFonts w:ascii="Arial" w:hAnsi="Arial" w:cs="Arial"/>
+          <w:color w:val="000000"/>
+          <w:sz w:val="24"/>
+          <w:szCs w:val="24"/>
+        </w:rPr>
+        <w:t>[3] Wikipedia, „eBay“</w:t>
+      </w:r>
+      <w:r>
+        <w:rPr>
+          <w:rFonts w:ascii="Arial" w:hAnsi="Arial" w:cs="Arial"/>
+          <w:color w:val="000000"/>
+          <w:sz w:val="24"/>
+          <w:szCs w:val="24"/>
+        </w:rPr>
+        <w:t>,</w:t>
+      </w:r>
+      <w:r>
+        <w:rPr>
+          <w:rFonts w:ascii="Arial" w:hAnsi="Arial" w:cs="Arial"/>
+          <w:color w:val="000000"/>
+          <w:sz w:val="24"/>
+          <w:szCs w:val="24"/>
+        </w:rPr>
+        <w:t xml:space="preserve"> </w:t>
       </w:r>
       <w:hyperlink r:id="rId20" w:history="1">
         <w:r>
           <w:rPr>
             <w:rStyle w:val="Hyperlink"/>
+            <w:rFonts w:ascii="Arial" w:hAnsi="Arial" w:cs="Arial"/>
+            <w:sz w:val="24"/>
+            <w:szCs w:val="24"/>
           </w:rPr>
           <w:t>https://de.wikipedia.org/wiki/EBay</w:t>
         </w:r>
       </w:hyperlink>
-    </w:p>
-    <w:p>
-      <w:pPr>
-        <w:shd w:val="clear" w:color="auto" w:fill="FFFFFF"/>
-        <w:spacing w:line="240" w:lineRule="auto"/>
-        <w:textAlignment w:val="baseline"/>
-      </w:pPr>
-      <w:r>
-        <w:t xml:space="preserve">[4] </w:t>
+      <w:r>
+        <w:rPr>
+          <w:rFonts w:ascii="Arial" w:hAnsi="Arial" w:cs="Arial"/>
+          <w:color w:val="000000"/>
+          <w:sz w:val="24"/>
+          <w:szCs w:val="24"/>
+        </w:rPr>
+        <w:t xml:space="preserve"> </w:t>
+      </w:r>
+      <w:r>
+        <w:rPr>
+          <w:rFonts w:ascii="Arial" w:hAnsi="Arial" w:cs="Arial"/>
+          <w:sz w:val="24"/>
+          <w:szCs w:val="24"/>
+        </w:rPr>
+        <w:t>(abgerufen am 2</w:t>
+      </w:r>
+      <w:r>
+        <w:rPr>
+          <w:rFonts w:ascii="Arial" w:hAnsi="Arial" w:cs="Arial"/>
+          <w:sz w:val="24"/>
+          <w:szCs w:val="24"/>
+        </w:rPr>
+        <w:t>0</w:t>
+      </w:r>
+      <w:r>
+        <w:rPr>
+          <w:rFonts w:ascii="Arial" w:hAnsi="Arial" w:cs="Arial"/>
+          <w:sz w:val="24"/>
+          <w:szCs w:val="24"/>
+        </w:rPr>
+        <w:t xml:space="preserve">. </w:t>
+      </w:r>
+      <w:r>
+        <w:rPr>
+          <w:rFonts w:ascii="Arial" w:hAnsi="Arial" w:cs="Arial"/>
+          <w:sz w:val="24"/>
+          <w:szCs w:val="24"/>
+        </w:rPr>
+        <w:t>Mai</w:t>
+      </w:r>
+      <w:r>
+        <w:rPr>
+          <w:rFonts w:ascii="Arial" w:hAnsi="Arial" w:cs="Arial"/>
+          <w:sz w:val="24"/>
+          <w:szCs w:val="24"/>
+        </w:rPr>
+        <w:t xml:space="preserve"> 2026)</w:t>
+      </w:r>
+    </w:p>
+    <w:p>
+      <w:pPr>
+        <w:spacing w:line="240" w:lineRule="auto"/>
+        <w:rPr>
+          <w:rFonts w:ascii="Arial" w:hAnsi="Arial" w:cs="Arial"/>
+          <w:color w:val="000000"/>
+          <w:sz w:val="24"/>
+          <w:szCs w:val="24"/>
+        </w:rPr>
+      </w:pPr>
+      <w:r>
+        <w:rPr>
+          <w:rFonts w:ascii="Arial" w:hAnsi="Arial" w:cs="Arial"/>
+          <w:color w:val="000000"/>
+          <w:sz w:val="24"/>
+          <w:szCs w:val="24"/>
+        </w:rPr>
+        <w:t>[4] eBay Hilfe, „Artikel über Auktionen verkaufen“</w:t>
+      </w:r>
+      <w:r>
+        <w:rPr>
+          <w:rFonts w:ascii="Arial" w:hAnsi="Arial" w:cs="Arial"/>
+          <w:color w:val="000000"/>
+          <w:sz w:val="24"/>
+          <w:szCs w:val="24"/>
+        </w:rPr>
+        <w:t>,</w:t>
+      </w:r>
+      <w:r>
+        <w:rPr>
+          <w:rFonts w:ascii="Arial" w:hAnsi="Arial" w:cs="Arial"/>
+          <w:color w:val="000000"/>
+          <w:sz w:val="24"/>
+          <w:szCs w:val="24"/>
+        </w:rPr>
+        <w:t xml:space="preserve"> </w:t>
       </w:r>
       <w:hyperlink r:id="rId21" w:history="1">
         <w:r>
           <w:rPr>
             <w:rStyle w:val="Hyperlink"/>
+            <w:rFonts w:ascii="Arial" w:hAnsi="Arial" w:cs="Arial"/>
+            <w:sz w:val="24"/>
+            <w:szCs w:val="24"/>
           </w:rPr>
-          <w:t>https://www.ebay.de/help/selling/listings/artikel-ber-auktionen-verkaufen?id=4110&amp;srsltid=AfmBOoqTz6qAdtYotVFaQiV-gJNDzZJXp9YcqK74htqbhiNR8RpD0USV</w:t>
+          <w:t>https://www.ebay.de/help/selling/listings/artikel-ber-auktionen-verkaufen?id=4110</w:t>
         </w:r>
       </w:hyperlink>
-    </w:p>
-    <w:p>
-      <w:pPr>
-        <w:shd w:val="clear" w:color="auto" w:fill="FFFFFF"/>
-        <w:spacing w:line="240" w:lineRule="auto"/>
-        <w:textAlignment w:val="baseline"/>
-      </w:pPr>
-      <w:r>
-        <w:t xml:space="preserve">[5] </w:t>
+      <w:r>
+        <w:rPr>
+          <w:rFonts w:ascii="Arial" w:hAnsi="Arial" w:cs="Arial"/>
+          <w:color w:val="000000"/>
+          <w:sz w:val="24"/>
+          <w:szCs w:val="24"/>
+        </w:rPr>
+        <w:t xml:space="preserve"> </w:t>
+      </w:r>
+      <w:r>
+        <w:rPr>
+          <w:rFonts w:ascii="Arial" w:hAnsi="Arial" w:cs="Arial"/>
+          <w:sz w:val="24"/>
+          <w:szCs w:val="24"/>
+        </w:rPr>
+        <w:t xml:space="preserve">(abgerufen am </w:t>
+      </w:r>
+      <w:r>
+        <w:rPr>
+          <w:rFonts w:ascii="Arial" w:hAnsi="Arial" w:cs="Arial"/>
+          <w:sz w:val="24"/>
+          <w:szCs w:val="24"/>
+        </w:rPr>
+        <w:t>1</w:t>
+      </w:r>
+      <w:r>
+        <w:rPr>
+          <w:rFonts w:ascii="Arial" w:hAnsi="Arial" w:cs="Arial"/>
+          <w:sz w:val="24"/>
+          <w:szCs w:val="24"/>
+        </w:rPr>
+        <w:t>3</w:t>
+      </w:r>
+      <w:r>
+        <w:rPr>
+          <w:rFonts w:ascii="Arial" w:hAnsi="Arial" w:cs="Arial"/>
+          <w:sz w:val="24"/>
+          <w:szCs w:val="24"/>
+        </w:rPr>
+        <w:t>. Juni 2026)</w:t>
+      </w:r>
+    </w:p>
+    <w:p>
+      <w:pPr>
+        <w:spacing w:line="240" w:lineRule="auto"/>
+        <w:rPr>
+          <w:rFonts w:ascii="Arial" w:hAnsi="Arial" w:cs="Arial"/>
+          <w:color w:val="000000"/>
+          <w:sz w:val="24"/>
+          <w:szCs w:val="24"/>
+        </w:rPr>
+      </w:pPr>
+      <w:r>
+        <w:rPr>
+          <w:rFonts w:ascii="Arial" w:hAnsi="Arial" w:cs="Arial"/>
+          <w:color w:val="000000"/>
+          <w:sz w:val="24"/>
+          <w:szCs w:val="24"/>
+        </w:rPr>
+        <w:t>[5] eBay Inc., „eBay completes sale of StubHub“</w:t>
+      </w:r>
+      <w:r>
+        <w:rPr>
+          <w:rFonts w:ascii="Arial" w:hAnsi="Arial" w:cs="Arial"/>
+          <w:color w:val="000000"/>
+          <w:sz w:val="24"/>
+          <w:szCs w:val="24"/>
+        </w:rPr>
+        <w:t>,</w:t>
+      </w:r>
+      <w:r>
+        <w:rPr>
+          <w:rFonts w:ascii="Arial" w:hAnsi="Arial" w:cs="Arial"/>
+          <w:color w:val="000000"/>
+          <w:sz w:val="24"/>
+          <w:szCs w:val="24"/>
+        </w:rPr>
+        <w:t xml:space="preserve"> </w:t>
       </w:r>
       <w:hyperlink r:id="rId22" w:history="1">
         <w:r>
           <w:rPr>
             <w:rStyle w:val="Hyperlink"/>
+            <w:rFonts w:ascii="Arial" w:hAnsi="Arial" w:cs="Arial"/>
+            <w:sz w:val="24"/>
+            <w:szCs w:val="24"/>
           </w:rPr>
           <w:t>https://www.ebayinc.com/stories/news/ebay-completes-sale-of-stubhub/</w:t>
         </w:r>
       </w:hyperlink>
-    </w:p>
-    <w:p>
-      <w:pPr>
-        <w:shd w:val="clear" w:color="auto" w:fill="FFFFFF"/>
-        <w:spacing w:line="240" w:lineRule="auto"/>
-        <w:textAlignment w:val="baseline"/>
-      </w:pPr>
-      <w:r>
-        <w:t xml:space="preserve">[6] </w:t>
+      <w:r>
+        <w:rPr>
+          <w:rFonts w:ascii="Arial" w:hAnsi="Arial" w:cs="Arial"/>
+          <w:color w:val="000000"/>
+          <w:sz w:val="24"/>
+          <w:szCs w:val="24"/>
+        </w:rPr>
+        <w:t xml:space="preserve"> </w:t>
+      </w:r>
+      <w:r>
+        <w:rPr>
+          <w:rFonts w:ascii="Arial" w:hAnsi="Arial" w:cs="Arial"/>
+          <w:sz w:val="24"/>
+          <w:szCs w:val="24"/>
+        </w:rPr>
+        <w:t>(abgerufen am 22. Juni 2026)</w:t>
+      </w:r>
+    </w:p>
+    <w:p>
+      <w:pPr>
+        <w:spacing w:line="240" w:lineRule="auto"/>
+        <w:rPr>
+          <w:rFonts w:ascii="Arial" w:hAnsi="Arial" w:cs="Arial"/>
+          <w:color w:val="000000"/>
+          <w:sz w:val="24"/>
+          <w:szCs w:val="24"/>
+        </w:rPr>
+      </w:pPr>
+      <w:r>
+        <w:rPr>
+          <w:rFonts w:ascii="Arial" w:hAnsi="Arial" w:cs="Arial"/>
+          <w:color w:val="000000"/>
+          <w:sz w:val="24"/>
+          <w:szCs w:val="24"/>
+        </w:rPr>
+        <w:t>[6] eBay Account Settings, „AI Preferences“</w:t>
+      </w:r>
+      <w:r>
+        <w:rPr>
+          <w:rFonts w:ascii="Arial" w:hAnsi="Arial" w:cs="Arial"/>
+          <w:color w:val="000000"/>
+          <w:sz w:val="24"/>
+          <w:szCs w:val="24"/>
+        </w:rPr>
+        <w:t>,</w:t>
+      </w:r>
+      <w:r>
+        <w:rPr>
+          <w:rFonts w:ascii="Arial" w:hAnsi="Arial" w:cs="Arial"/>
+          <w:color w:val="000000"/>
+          <w:sz w:val="24"/>
+          <w:szCs w:val="24"/>
+        </w:rPr>
+        <w:t xml:space="preserve"> </w:t>
       </w:r>
       <w:hyperlink r:id="rId23" w:history="1">
         <w:r>
           <w:rPr>
             <w:rStyle w:val="Hyperlink"/>
+            <w:rFonts w:ascii="Arial" w:hAnsi="Arial" w:cs="Arial"/>
+            <w:sz w:val="24"/>
+            <w:szCs w:val="24"/>
           </w:rPr>
           <w:t>https://accountsettings.ebay.de/ai-preferences</w:t>
         </w:r>
       </w:hyperlink>
-    </w:p>
-    <w:p>
-      <w:pPr>
-        <w:shd w:val="clear" w:color="auto" w:fill="FFFFFF"/>
-        <w:spacing w:line="240" w:lineRule="auto"/>
-        <w:textAlignment w:val="baseline"/>
-        <w:rPr>
-          <w:rFonts w:ascii="Calibri" w:hAnsi="Calibri" w:cs="Calibri"/>
+      <w:r>
+        <w:rPr>
+          <w:rFonts w:ascii="Arial" w:hAnsi="Arial" w:cs="Arial"/>
           <w:color w:val="000000"/>
           <w:sz w:val="24"/>
           <w:szCs w:val="24"/>
         </w:rPr>
-      </w:pPr>
-    </w:p>
-    <w:p>
-      <w:pPr>
-        <w:shd w:val="clear" w:color="auto" w:fill="FFFFFF"/>
-        <w:spacing w:line="240" w:lineRule="auto"/>
-        <w:textAlignment w:val="baseline"/>
-        <w:rPr>
-          <w:rFonts w:ascii="Calibri" w:hAnsi="Calibri" w:cs="Calibri"/>
+        <w:t xml:space="preserve"> </w:t>
+      </w:r>
+      <w:r>
+        <w:rPr>
+          <w:rFonts w:ascii="Arial" w:hAnsi="Arial" w:cs="Arial"/>
+          <w:sz w:val="24"/>
+          <w:szCs w:val="24"/>
+        </w:rPr>
+        <w:t>(abgerufen am 22. Juni 2026)</w:t>
+      </w:r>
+    </w:p>
+    <w:p>
+      <w:pPr>
+        <w:spacing w:line="240" w:lineRule="auto"/>
+        <w:rPr>
+          <w:rFonts w:ascii="Arial" w:hAnsi="Arial" w:cs="Arial"/>
           <w:color w:val="000000"/>
           <w:sz w:val="24"/>
           <w:szCs w:val="24"/>
@@ -11076,35 +11442,28 @@
       </w:pPr>
       <w:r>
         <w:rPr>
-          <w:rFonts w:ascii="Calibri" w:hAnsi="Calibri" w:cs="Calibri"/>
+          <w:rFonts w:ascii="Arial" w:hAnsi="Arial" w:cs="Arial"/>
           <w:color w:val="000000"/>
           <w:sz w:val="24"/>
           <w:szCs w:val="24"/>
         </w:rPr>
-        <w:t>Datengrundlage</w:t>
-      </w:r>
-    </w:p>
-    <w:p>
-      <w:pPr>
-        <w:shd w:val="clear" w:color="auto" w:fill="FFFFFF"/>
-        <w:spacing w:line="240" w:lineRule="auto"/>
-        <w:textAlignment w:val="baseline"/>
-        <w:rPr>
-          <w:rFonts w:ascii="Calibri" w:hAnsi="Calibri" w:cs="Calibri"/>
+        <w:t>[7] Modeling Online Auctions, „Datasets“</w:t>
+      </w:r>
+      <w:r>
+        <w:rPr>
+          <w:rFonts w:ascii="Arial" w:hAnsi="Arial" w:cs="Arial"/>
           <w:color w:val="000000"/>
-        </w:rPr>
-      </w:pPr>
-      <w:r>
-        <w:rPr>
-          <w:rFonts w:ascii="Calibri" w:hAnsi="Calibri" w:cs="Calibri"/>
+          <w:sz w:val="24"/>
+          <w:szCs w:val="24"/>
+        </w:rPr>
+        <w:t>,</w:t>
+      </w:r>
+      <w:r>
+        <w:rPr>
+          <w:rFonts w:ascii="Arial" w:hAnsi="Arial" w:cs="Arial"/>
           <w:color w:val="000000"/>
-        </w:rPr>
-        <w:t>[7]</w:t>
-      </w:r>
-      <w:r>
-        <w:rPr>
-          <w:rFonts w:ascii="Calibri" w:hAnsi="Calibri" w:cs="Calibri"/>
-          <w:color w:val="000000"/>
+          <w:sz w:val="24"/>
+          <w:szCs w:val="24"/>
         </w:rPr>
         <w:t xml:space="preserve"> </w:t>
       </w:r>
@@ -11112,52 +11471,159 @@
         <w:r>
           <w:rPr>
             <w:rStyle w:val="Hyperlink"/>
-            <w:rFonts w:ascii="Calibri" w:hAnsi="Calibri" w:cs="Calibri"/>
-            <w:bdr w:val="none" w:sz="0" w:space="0" w:color="auto" w:frame="1"/>
+            <w:rFonts w:ascii="Arial" w:hAnsi="Arial" w:cs="Arial"/>
+            <w:sz w:val="24"/>
+            <w:szCs w:val="24"/>
           </w:rPr>
           <w:t>https://www.modelingonlineauctions.com/datasets</w:t>
         </w:r>
       </w:hyperlink>
-    </w:p>
-    <w:p>
-      <w:pPr>
-        <w:shd w:val="clear" w:color="auto" w:fill="FFFFFF"/>
-        <w:spacing w:line="240" w:lineRule="auto"/>
-        <w:textAlignment w:val="baseline"/>
-        <w:rPr>
-          <w:rFonts w:ascii="Calibri" w:hAnsi="Calibri" w:cs="Calibri"/>
+      <w:r>
+        <w:rPr>
+          <w:rFonts w:ascii="Arial" w:hAnsi="Arial" w:cs="Arial"/>
           <w:color w:val="000000"/>
-        </w:rPr>
-      </w:pPr>
-      <w:r>
-        <w:rPr>
-          <w:rFonts w:ascii="Calibri" w:hAnsi="Calibri" w:cs="Calibri"/>
+          <w:sz w:val="24"/>
+          <w:szCs w:val="24"/>
+        </w:rPr>
+        <w:t xml:space="preserve"> </w:t>
+      </w:r>
+      <w:r>
+        <w:rPr>
+          <w:rFonts w:ascii="Arial" w:hAnsi="Arial" w:cs="Arial"/>
+          <w:sz w:val="24"/>
+          <w:szCs w:val="24"/>
+        </w:rPr>
+        <w:t>(abgerufen am</w:t>
+      </w:r>
+      <w:r>
+        <w:rPr>
+          <w:rFonts w:ascii="Arial" w:hAnsi="Arial" w:cs="Arial"/>
+          <w:sz w:val="24"/>
+          <w:szCs w:val="24"/>
+        </w:rPr>
+        <w:t xml:space="preserve"> 30</w:t>
+      </w:r>
+      <w:r>
+        <w:rPr>
+          <w:rFonts w:ascii="Arial" w:hAnsi="Arial" w:cs="Arial"/>
+          <w:sz w:val="24"/>
+          <w:szCs w:val="24"/>
+        </w:rPr>
+        <w:t xml:space="preserve">. </w:t>
+      </w:r>
+      <w:r>
+        <w:rPr>
+          <w:rFonts w:ascii="Arial" w:hAnsi="Arial" w:cs="Arial"/>
+          <w:sz w:val="24"/>
+          <w:szCs w:val="24"/>
+        </w:rPr>
+        <w:t>April</w:t>
+      </w:r>
+      <w:r>
+        <w:rPr>
+          <w:rFonts w:ascii="Arial" w:hAnsi="Arial" w:cs="Arial"/>
+          <w:sz w:val="24"/>
+          <w:szCs w:val="24"/>
+        </w:rPr>
+        <w:t xml:space="preserve"> 2026)</w:t>
+      </w:r>
+    </w:p>
+    <w:p>
+      <w:pPr>
+        <w:spacing w:line="240" w:lineRule="auto"/>
+        <w:rPr>
+          <w:rFonts w:ascii="Arial" w:hAnsi="Arial" w:cs="Arial"/>
+          <w:sz w:val="24"/>
+          <w:szCs w:val="24"/>
+        </w:rPr>
+      </w:pPr>
+      <w:r>
+        <w:rPr>
+          <w:rFonts w:ascii="Arial" w:hAnsi="Arial" w:cs="Arial"/>
           <w:color w:val="000000"/>
-        </w:rPr>
-        <w:t>[8]</w:t>
-      </w:r>
-      <w:r>
-        <w:rPr>
-          <w:rFonts w:ascii="Calibri" w:hAnsi="Calibri" w:cs="Calibri"/>
+          <w:sz w:val="24"/>
+          <w:szCs w:val="24"/>
+        </w:rPr>
+        <w:t>[8] GitHub Awesome Data, „Awesome Public Datasets“</w:t>
+      </w:r>
+      <w:r>
+        <w:rPr>
+          <w:rFonts w:ascii="Arial" w:hAnsi="Arial" w:cs="Arial"/>
           <w:color w:val="000000"/>
+          <w:sz w:val="24"/>
+          <w:szCs w:val="24"/>
+        </w:rPr>
+        <w:t>,</w:t>
+      </w:r>
+      <w:r>
+        <w:rPr>
+          <w:rFonts w:ascii="Arial" w:hAnsi="Arial" w:cs="Arial"/>
+          <w:color w:val="000000"/>
+          <w:sz w:val="24"/>
+          <w:szCs w:val="24"/>
         </w:rPr>
         <w:t xml:space="preserve"> </w:t>
       </w:r>
-      <w:hyperlink r:id="rId25" w:tooltip="https://github.com/awesomedata/awesome-public-datasets" w:history="1">
+      <w:hyperlink r:id="rId25" w:history="1">
         <w:r>
           <w:rPr>
             <w:rStyle w:val="Hyperlink"/>
-            <w:rFonts w:ascii="Calibri" w:hAnsi="Calibri" w:cs="Calibri"/>
-            <w:bdr w:val="none" w:sz="0" w:space="0" w:color="auto" w:frame="1"/>
+            <w:rFonts w:ascii="Arial" w:hAnsi="Arial" w:cs="Arial"/>
+            <w:sz w:val="24"/>
+            <w:szCs w:val="24"/>
           </w:rPr>
           <w:t>https://github.com/awesomedata/awesome-public-datasets</w:t>
         </w:r>
       </w:hyperlink>
-    </w:p>
-    <w:p>
-      <w:pPr>
-        <w:spacing w:line="240" w:lineRule="auto"/>
-      </w:pPr>
+      <w:r>
+        <w:rPr>
+          <w:rFonts w:ascii="Arial" w:hAnsi="Arial" w:cs="Arial"/>
+          <w:color w:val="000000"/>
+          <w:sz w:val="24"/>
+          <w:szCs w:val="24"/>
+        </w:rPr>
+        <w:t xml:space="preserve"> </w:t>
+      </w:r>
+      <w:r>
+        <w:rPr>
+          <w:rFonts w:ascii="Arial" w:hAnsi="Arial" w:cs="Arial"/>
+          <w:sz w:val="24"/>
+          <w:szCs w:val="24"/>
+        </w:rPr>
+        <w:t xml:space="preserve">(abgerufen am </w:t>
+      </w:r>
+      <w:r>
+        <w:rPr>
+          <w:rFonts w:ascii="Arial" w:hAnsi="Arial" w:cs="Arial"/>
+          <w:sz w:val="24"/>
+          <w:szCs w:val="24"/>
+        </w:rPr>
+        <w:t>30</w:t>
+      </w:r>
+      <w:r>
+        <w:rPr>
+          <w:rFonts w:ascii="Arial" w:hAnsi="Arial" w:cs="Arial"/>
+          <w:sz w:val="24"/>
+          <w:szCs w:val="24"/>
+        </w:rPr>
+        <w:t xml:space="preserve">. </w:t>
+      </w:r>
+      <w:r>
+        <w:rPr>
+          <w:rFonts w:ascii="Arial" w:hAnsi="Arial" w:cs="Arial"/>
+          <w:sz w:val="24"/>
+          <w:szCs w:val="24"/>
+        </w:rPr>
+        <w:t>April</w:t>
+      </w:r>
+      <w:r>
+        <w:rPr>
+          <w:rFonts w:ascii="Arial" w:hAnsi="Arial" w:cs="Arial"/>
+          <w:sz w:val="24"/>
+          <w:szCs w:val="24"/>
+        </w:rPr>
+        <w:t xml:space="preserve"> 2026)</w:t>
+      </w:r>
     </w:p>
     <w:p>
       <w:pPr>
@@ -11166,7 +11632,7 @@
     </w:p>
     <w:sectPr>
       <w:pgSz w:w="11906" w:h="16838"/>
-      <w:pgMar w:top="1417" w:right="1417" w:bottom="1134" w:left="1417" w:header="708" w:footer="708" w:gutter="0"/>
+      <w:pgMar w:top="1418" w:right="1418" w:bottom="1418" w:left="1418" w:header="709" w:footer="709" w:gutter="0"/>
       <w:cols w:space="708"/>
       <w:docGrid w:linePitch="360"/>
     </w:sectPr>
